--- a/reports/us_market_recap_2026-10-14_BJT_us_2026-10-13_final.docx
+++ b/reports/us_market_recap_2026-10-14_BJT_us_2026-10-13_final.docx
@@ -947,7 +947,7 @@
                 <w:color w:val="141414"/>
                 <w:sz w:val="16"/>
               </w:rPr>
-              <w:t>102.18 / 94.82 / 83,406.17</w:t>
+              <w:t>102.20 / 94.83 / 83,397.73</w:t>
             </w:r>
           </w:p>
         </w:tc>

--- a/reports/us_market_recap_2026-10-14_BJT_us_2026-10-13_final.docx
+++ b/reports/us_market_recap_2026-10-14_BJT_us_2026-10-13_final.docx
@@ -30,19 +30,85 @@
         <w:rPr>
           <w:highlight w:val="yellow"/>
         </w:rPr>
-        <w:t xml:space="preserve">结论先行：这是一个“指数近乎横盘、内部轮动明显”的交易日。道指 +0.38%，标普500 -0.06%，纳指 -0.44%，Russell 2000 -0.45%；但标普成分股上涨 321 家、下跌 179 家，涨跌比约 1.79。资金从高估值 </w:t>
+        <w:t xml:space="preserve">结论先行：指数表现为道指 -0.35%、标普500 -0.02%、纳指 -0.15%、Russell 2000 -0.40%；S&amp;P 500 广度为上涨 265、下跌 237，涨跌比 1.12。板块当日相对强弱由 </w:t>
+      </w:r>
+      <w:r>
+        <w:rPr>
+          <w:highlight w:val="yellow"/>
+          <w:shd w:fill="E7E6E6"/>
+        </w:rPr>
+        <w:t>XLE</w:t>
       </w:r>
       <w:r>
         <w:rPr>
           <w:highlight w:val="yellow"/>
         </w:rPr>
-        <w:t>AI</w:t>
+        <w:t>（能源）+1.80%、</w:t>
+      </w:r>
+      <w:r>
+        <w:rPr>
+          <w:highlight w:val="yellow"/>
+          <w:shd w:fill="E7E6E6"/>
+        </w:rPr>
+        <w:t>XLC</w:t>
       </w:r>
       <w:r>
         <w:rPr>
           <w:highlight w:val="yellow"/>
         </w:rPr>
-        <w:t xml:space="preserve"> 硬件与高 Beta 方向撤出，转向能源、必选消费、医疗、通信服务和部分防御资产。</w:t>
+        <w:t>（通信服务）+0.74%、</w:t>
+      </w:r>
+      <w:r>
+        <w:rPr>
+          <w:highlight w:val="yellow"/>
+          <w:shd w:fill="E7E6E6"/>
+        </w:rPr>
+        <w:t>XHB</w:t>
+      </w:r>
+      <w:r>
+        <w:rPr>
+          <w:highlight w:val="yellow"/>
+        </w:rPr>
+        <w:t>（住宅建筑）+0.62% 领跑，</w:t>
+      </w:r>
+      <w:r>
+        <w:rPr>
+          <w:highlight w:val="yellow"/>
+          <w:shd w:fill="E7E6E6"/>
+        </w:rPr>
+        <w:t>XLV</w:t>
+      </w:r>
+      <w:r>
+        <w:rPr>
+          <w:highlight w:val="yellow"/>
+        </w:rPr>
+        <w:t>（医疗保健）-1.35%、</w:t>
+      </w:r>
+      <w:r>
+        <w:rPr>
+          <w:highlight w:val="yellow"/>
+          <w:shd w:fill="E7E6E6"/>
+        </w:rPr>
+        <w:t>GDX</w:t>
+      </w:r>
+      <w:r>
+        <w:rPr>
+          <w:highlight w:val="yellow"/>
+        </w:rPr>
+        <w:t>（黄金矿业）-1.46%、</w:t>
+      </w:r>
+      <w:r>
+        <w:rPr>
+          <w:highlight w:val="yellow"/>
+          <w:shd w:fill="E7E6E6"/>
+        </w:rPr>
+        <w:t>XBI</w:t>
+      </w:r>
+      <w:r>
+        <w:rPr>
+          <w:highlight w:val="yellow"/>
+        </w:rPr>
+        <w:t>（生物医药）-3.04% 落后；这是当天价格与广度观察，不把固定公司名单预设为催化。</w:t>
       </w:r>
     </w:p>
     <w:p>
@@ -947,7 +1013,7 @@
                 <w:color w:val="141414"/>
                 <w:sz w:val="16"/>
               </w:rPr>
-              <w:t>102.20 / 94.83 / 83,397.73</w:t>
+              <w:t>102.17 / 94.81 / 83,397.73</w:t>
             </w:r>
           </w:p>
         </w:tc>
@@ -1096,7 +1162,7 @@
         <w:spacing w:after="120" w:line="276" w:lineRule="auto"/>
       </w:pPr>
       <w:r>
-        <w:t>图表读法：当日最强为能源（</w:t>
+        <w:t xml:space="preserve">图表读法：当日相对最强为 </w:t>
       </w:r>
       <w:r>
         <w:rPr>
@@ -1105,16 +1171,7 @@
         <w:t>XLE</w:t>
       </w:r>
       <w:r>
-        <w:t xml:space="preserve"> +1.43%）、必选消费（</w:t>
-      </w:r>
-      <w:r>
-        <w:rPr>
-          <w:shd w:fill="E7E6E6"/>
-        </w:rPr>
-        <w:t>XLP</w:t>
-      </w:r>
-      <w:r>
-        <w:t xml:space="preserve"> +1.17%）、通信服务（</w:t>
+        <w:t>（能源）+1.80%、</w:t>
       </w:r>
       <w:r>
         <w:rPr>
@@ -1123,25 +1180,49 @@
         <w:t>XLC</w:t>
       </w:r>
       <w:r>
-        <w:t xml:space="preserve"> +0.97%）；科技（</w:t>
+        <w:t>（通信服务）+0.74%、</w:t>
       </w:r>
       <w:r>
         <w:rPr>
           <w:shd w:fill="E7E6E6"/>
         </w:rPr>
-        <w:t>XLK</w:t>
+        <w:t>XHB</w:t>
       </w:r>
       <w:r>
-        <w:t xml:space="preserve"> -1.22%）与半导体代理（</w:t>
+        <w:t xml:space="preserve">（住宅建筑）+0.62%，相对最弱为 </w:t>
       </w:r>
       <w:r>
         <w:rPr>
           <w:shd w:fill="E7E6E6"/>
         </w:rPr>
-        <w:t>SOXX</w:t>
+        <w:t>XLV</w:t>
       </w:r>
       <w:r>
-        <w:t xml:space="preserve"> -2.60%）明显落后。结合上涨家数占比 63.8%，可判定为“风险偏好没有全面崩坏，但高拥挤成长资产被主动降仓”。</w:t>
+        <w:t>（医疗保健）-1.35%、</w:t>
+      </w:r>
+      <w:r>
+        <w:rPr>
+          <w:shd w:fill="E7E6E6"/>
+        </w:rPr>
+        <w:t>GDX</w:t>
+      </w:r>
+      <w:r>
+        <w:t>（黄金矿业）-1.46%、</w:t>
+      </w:r>
+      <w:r>
+        <w:rPr>
+          <w:shd w:fill="E7E6E6"/>
+        </w:rPr>
+        <w:t>XBI</w:t>
+      </w:r>
+      <w:r>
+        <w:t xml:space="preserve">（生物医药）-3.04%；上涨占比 52.7%。需要把 </w:t>
+      </w:r>
+      <w:r>
+        <w:t>ETF</w:t>
+      </w:r>
+      <w:r>
+        <w:t xml:space="preserve"> 表现和单股异常分开读，不能用行业平均替代个股催化。</w:t>
       </w:r>
     </w:p>
     <w:p>
@@ -1211,58 +1292,52 @@
         <w:spacing w:after="120" w:line="276" w:lineRule="auto"/>
       </w:pPr>
       <w:r>
-        <w:t xml:space="preserve">资金方向判断：短线流入能源、必选消费、医疗保健、房地产和通信服务，流出科技、材料与可选消费；20日维度则仍保留半导体、软件/网络和 </w:t>
-      </w:r>
-      <w:r>
-        <w:t>AI</w:t>
-      </w:r>
-      <w:r>
-        <w:t xml:space="preserve"> 相关资产的历史强势，因此今天更像高位主题内部的去杠杆，而不是趋势彻底反转。科技板块内部不能只看 </w:t>
+        <w:t xml:space="preserve">资金方向判断：价格代理显示相对偏好集中在 </w:t>
       </w:r>
       <w:r>
         <w:rPr>
           <w:shd w:fill="E7E6E6"/>
         </w:rPr>
-        <w:t>XLK</w:t>
+        <w:t>XLE</w:t>
       </w:r>
       <w:r>
-        <w:t>：</w:t>
+        <w:t>（能源）+1.80%、</w:t>
       </w:r>
       <w:r>
         <w:rPr>
           <w:shd w:fill="E7E6E6"/>
         </w:rPr>
-        <w:t>SOXX</w:t>
+        <w:t>XLC</w:t>
       </w:r>
       <w:r>
-        <w:t>/</w:t>
+        <w:t>（通信服务）+0.74%、</w:t>
       </w:r>
       <w:r>
         <w:rPr>
           <w:shd w:fill="E7E6E6"/>
         </w:rPr>
-        <w:t>SMH</w:t>
+        <w:t>XHB</w:t>
       </w:r>
       <w:r>
-        <w:t>、</w:t>
+        <w:t xml:space="preserve">（住宅建筑）+0.62%，相对压力集中在 </w:t>
       </w:r>
       <w:r>
         <w:rPr>
           <w:shd w:fill="E7E6E6"/>
         </w:rPr>
-        <w:t>CIBR</w:t>
+        <w:t>XLV</w:t>
       </w:r>
       <w:r>
-        <w:t>、</w:t>
+        <w:t>（医疗保健）-1.35%、</w:t>
       </w:r>
       <w:r>
         <w:rPr>
           <w:shd w:fill="E7E6E6"/>
         </w:rPr>
-        <w:t>SKYY</w:t>
+        <w:t>GDX</w:t>
       </w:r>
       <w:r>
-        <w:t xml:space="preserve"> 和 </w:t>
+        <w:t>（黄金矿业）-1.46%、</w:t>
       </w:r>
       <w:r>
         <w:rPr>
@@ -1271,25 +1346,19 @@
         <w:t>XBI</w:t>
       </w:r>
       <w:r>
-        <w:t xml:space="preserve"> 进一步走弱，而 </w:t>
+        <w:t xml:space="preserve">（生物医药）-3.04%；20日维度需要结合热图判断是否只是短期反转。没有直接 </w:t>
       </w:r>
       <w:r>
-        <w:rPr>
-          <w:shd w:fill="E7E6E6"/>
-        </w:rPr>
-        <w:t>IHI</w:t>
+        <w:t>ETF</w:t>
       </w:r>
       <w:r>
-        <w:t>、</w:t>
+        <w:t>/</w:t>
       </w:r>
       <w:r>
-        <w:rPr>
-          <w:shd w:fill="E7E6E6"/>
-        </w:rPr>
-        <w:t>XHE</w:t>
+        <w:t>PB</w:t>
       </w:r>
       <w:r>
-        <w:t xml:space="preserve"> 体现医疗器械相对韧性。</w:t>
+        <w:t xml:space="preserve"> 净流数据时，报告使用“价格偏好/轮动代理”，不把相对涨跌写成已证实的净流入或净流出。</w:t>
       </w:r>
     </w:p>
     <w:p>
@@ -1350,7 +1419,7 @@
         <w:spacing w:after="120" w:line="276" w:lineRule="auto"/>
       </w:pPr>
       <w:r>
-        <w:t xml:space="preserve">异常个股必须回填在行业图旁：光通信链条 </w:t>
+        <w:t xml:space="preserve">异常个股必须回填在行业图旁：本次扫描得到 </w:t>
       </w:r>
       <w:r>
         <w:rPr>
@@ -1359,7 +1428,7 @@
         <w:t>LITE</w:t>
       </w:r>
       <w:r>
-        <w:t xml:space="preserve"> -9.78%、</w:t>
+        <w:t xml:space="preserve"> -0.75%、</w:t>
       </w:r>
       <w:r>
         <w:rPr>
@@ -1368,7 +1437,7 @@
         <w:t>CIEN</w:t>
       </w:r>
       <w:r>
-        <w:t xml:space="preserve"> -9.95%、</w:t>
+        <w:t xml:space="preserve"> -1.14%、</w:t>
       </w:r>
       <w:r>
         <w:rPr>
@@ -1377,7 +1446,7 @@
         <w:t>COHR</w:t>
       </w:r>
       <w:r>
-        <w:t xml:space="preserve"> -7.87%、</w:t>
+        <w:t xml:space="preserve"> +0.68%、</w:t>
       </w:r>
       <w:r>
         <w:rPr>
@@ -1386,7 +1455,7 @@
         <w:t>AAOI</w:t>
       </w:r>
       <w:r>
-        <w:t xml:space="preserve"> -8.17%、</w:t>
+        <w:t xml:space="preserve"> -2.88%、</w:t>
       </w:r>
       <w:r>
         <w:rPr>
@@ -1395,13 +1464,7 @@
         <w:t>CRDO</w:t>
       </w:r>
       <w:r>
-        <w:t xml:space="preserve"> -7.25%，明显弱于通信服务 </w:t>
-      </w:r>
-      <w:r>
-        <w:t>ETF</w:t>
-      </w:r>
-      <w:r>
-        <w:t>，说明行业指数掩盖了硬件子组的集中抛压；</w:t>
+        <w:t xml:space="preserve"> -1.26%、</w:t>
       </w:r>
       <w:r>
         <w:rPr>
@@ -1410,7 +1473,7 @@
         <w:t>FICO</w:t>
       </w:r>
       <w:r>
-        <w:t xml:space="preserve"> +10.85%、</w:t>
+        <w:t xml:space="preserve"> -2.29%、</w:t>
       </w:r>
       <w:r>
         <w:rPr>
@@ -1419,7 +1482,7 @@
         <w:t>FIGS</w:t>
       </w:r>
       <w:r>
-        <w:t xml:space="preserve"> +12.42%、</w:t>
+        <w:t xml:space="preserve"> +1.47%、</w:t>
       </w:r>
       <w:r>
         <w:rPr>
@@ -1428,7 +1491,13 @@
         <w:t>MDT</w:t>
       </w:r>
       <w:r>
-        <w:t xml:space="preserve"> +3.90%则是单股驱动，不能被简单归入“金融、可选消费或医疗整体上涨”。</w:t>
+        <w:t xml:space="preserve"> +1.17%。这些是价格/成交异常候选，若当天没有新公告、研报、公司交流或可验证传闻，只能标为结构性重定价或待验，不能把行业 </w:t>
+      </w:r>
+      <w:r>
+        <w:t>ETF</w:t>
+      </w:r>
+      <w:r>
+        <w:t xml:space="preserve"> 变化直接当成单股原因。</w:t>
       </w:r>
     </w:p>
     <w:p>
@@ -1542,16 +1611,13 @@
         <w:spacing w:after="120" w:line="276" w:lineRule="auto"/>
       </w:pPr>
       <w:r>
-        <w:t>图表解读：半导体等权当日约 -2.07%，软件约 -1.48%，价差约 -1.37 个百分点，意味着软件相对抗跌；但过去 20 日半导体仍明显占优，故今天更接近短期估值/仓位再平衡。不能把“半导体下跌”泛化为整个科技板块都弱，</w:t>
+        <w:t>图表解读：半导体等权当日 -0.38%，软件等权 -0.18%，价差（Semi - Software）-0.20 个百分点；正值表示半导体相对跑赢，负值表示软件相对跑赢。两者绝对涨跌、</w:t>
       </w:r>
       <w:r>
-        <w:rPr>
-          <w:shd w:fill="E7E6E6"/>
-        </w:rPr>
-        <w:t>META</w:t>
+        <w:t>ETF</w:t>
       </w:r>
       <w:r>
-        <w:t xml:space="preserve"> +3.38%就是大型平台股的反例。</w:t>
+        <w:t xml:space="preserve"> 权重和中位数可能不同，不能只凭价差判断整个科技板块方向。</w:t>
       </w:r>
     </w:p>
     <w:p>
@@ -3373,7 +3439,7 @@
                 <w:color w:val="141414"/>
                 <w:sz w:val="16"/>
               </w:rPr>
-              <w:t>META / Muse Wonder</w:t>
+              <w:t>META</w:t>
             </w:r>
           </w:p>
         </w:tc>
@@ -3399,7 +3465,7 @@
                 <w:color w:val="141414"/>
                 <w:sz w:val="16"/>
               </w:rPr>
-              <w:t>META +3.38%；官方发布 Muse Wonder 与 Muse Wonder Full</w:t>
+              <w:t>当日价格 +2.63%；固定名单不自动升级为事件</w:t>
             </w:r>
           </w:p>
         </w:tc>
@@ -3426,7 +3492,7 @@
                 <w:color w:val="141414"/>
                 <w:sz w:val="16"/>
               </w:rPr>
-              <w:t>已确认</w:t>
+              <w:t>价格/结构</w:t>
             </w:r>
           </w:p>
         </w:tc>
@@ -3452,7 +3518,7 @@
                 <w:color w:val="141414"/>
                 <w:sz w:val="16"/>
               </w:rPr>
-              <w:t>平台 AI 产品进展改善大型科技相对强度；尚不能外推为全行业硬件需求</w:t>
+              <w:t>只有找到同日产品、管理层或研究增量，才升级为事件催化</w:t>
             </w:r>
           </w:p>
         </w:tc>
@@ -3510,7 +3576,7 @@
                 <w:color w:val="141414"/>
                 <w:sz w:val="16"/>
               </w:rPr>
-              <w:t>AVGO -1.88%；当日有 CEO 对 AI 预期过高/投资者行为的二手报道</w:t>
+              <w:t>当日价格 +0.73%；本报告不重复历史财报</w:t>
             </w:r>
           </w:p>
         </w:tc>
@@ -3537,7 +3603,7 @@
                 <w:color w:val="141414"/>
                 <w:sz w:val="16"/>
               </w:rPr>
-              <w:t>二手报道</w:t>
+              <w:t>价格/结构</w:t>
             </w:r>
           </w:p>
         </w:tc>
@@ -3563,7 +3629,7 @@
                 <w:color w:val="141414"/>
                 <w:sz w:val="16"/>
               </w:rPr>
-              <w:t>更像估值与预期重估；不是新财报，不把 9/2 财报重复写成今日催化</w:t>
+              <w:t>结合半导体等权、成交和期权结构判断，不把旧财报写成今日原因</w:t>
             </w:r>
           </w:p>
         </w:tc>
@@ -3621,7 +3687,7 @@
                 <w:color w:val="141414"/>
                 <w:sz w:val="16"/>
               </w:rPr>
-              <w:t>LITE/CIEN/COHR/AAOI/CRDO 同步大跌，未见单一公司新公告</w:t>
+              <w:t>LITE/CIEN/COHR/AAOI/CRDO：LITE -0.75%、CIEN -1.14%、COHR +0.68%、AAOI -2.88%、CRDO -1.26%、FICO -2.29%、FIGS +1.47%、MDT +1.17%</w:t>
             </w:r>
           </w:p>
         </w:tc>
@@ -3648,7 +3714,7 @@
                 <w:color w:val="141414"/>
                 <w:sz w:val="16"/>
               </w:rPr>
-              <w:t>板块重定价</w:t>
+              <w:t>异常候选</w:t>
             </w:r>
           </w:p>
         </w:tc>
@@ -3674,7 +3740,7 @@
                 <w:color w:val="141414"/>
                 <w:sz w:val="16"/>
               </w:rPr>
-              <w:t>供给、估值、拥挤仓位或产业链预期同时收缩；不能硬归因于 FCC</w:t>
+              <w:t>若没有同日证据，暂归行业/估值/仓位重定价，FCC 不是默认解释</w:t>
             </w:r>
           </w:p>
         </w:tc>
@@ -3732,7 +3798,7 @@
                 <w:color w:val="141414"/>
                 <w:sz w:val="16"/>
               </w:rPr>
-              <w:t>本日未发现新财报或新指引证据</w:t>
+              <w:t>当日价格 +4.23%；未由固定名单自动触发新事件</w:t>
             </w:r>
           </w:p>
         </w:tc>
@@ -3759,7 +3825,7 @@
                 <w:color w:val="141414"/>
                 <w:sz w:val="16"/>
               </w:rPr>
-              <w:t>历史背景</w:t>
+              <w:t>价格/结构</w:t>
             </w:r>
           </w:p>
         </w:tc>
@@ -3785,7 +3851,7 @@
                 <w:color w:val="141414"/>
                 <w:sz w:val="16"/>
               </w:rPr>
-              <w:t>不纳入今日催化；只在云基础设施相对表现需要时作为背景参照</w:t>
+              <w:t>只在出现同日公告、研报、交流或指引变化时升级为公司催化</w:t>
             </w:r>
           </w:p>
         </w:tc>
@@ -3874,7 +3940,34 @@
         <w:t>AI</w:t>
       </w:r>
       <w:r>
-        <w:t xml:space="preserve"> 链条分层：Tier 1 中 </w:t>
+        <w:t xml:space="preserve"> 链条分层：Tier 1 现金流/平台代表为 </w:t>
+      </w:r>
+      <w:r>
+        <w:rPr>
+          <w:shd w:fill="E7E6E6"/>
+        </w:rPr>
+        <w:t>NVDA</w:t>
+      </w:r>
+      <w:r>
+        <w:t xml:space="preserve"> +0.97%、</w:t>
+      </w:r>
+      <w:r>
+        <w:rPr>
+          <w:shd w:fill="E7E6E6"/>
+        </w:rPr>
+        <w:t>AVGO</w:t>
+      </w:r>
+      <w:r>
+        <w:t xml:space="preserve"> +0.73%、</w:t>
+      </w:r>
+      <w:r>
+        <w:rPr>
+          <w:shd w:fill="E7E6E6"/>
+        </w:rPr>
+        <w:t>MSFT</w:t>
+      </w:r>
+      <w:r>
+        <w:t xml:space="preserve"> +0.43%、</w:t>
       </w:r>
       <w:r>
         <w:rPr>
@@ -3883,25 +3976,7 @@
         <w:t>META</w:t>
       </w:r>
       <w:r>
-        <w:t xml:space="preserve"> 逆势上涨，</w:t>
-      </w:r>
-      <w:r>
-        <w:rPr>
-          <w:shd w:fill="E7E6E6"/>
-        </w:rPr>
-        <w:t>NVDA</w:t>
-      </w:r>
-      <w:r>
-        <w:t xml:space="preserve"> -1.29%、</w:t>
-      </w:r>
-      <w:r>
-        <w:rPr>
-          <w:shd w:fill="E7E6E6"/>
-        </w:rPr>
-        <w:t>AVGO</w:t>
-      </w:r>
-      <w:r>
-        <w:t xml:space="preserve"> -1.88%，表现分化；Tier 2 的 </w:t>
+        <w:t xml:space="preserve"> +2.63%；Tier 2 网络、存储和光互联代表为 </w:t>
       </w:r>
       <w:r>
         <w:rPr>
@@ -3910,7 +3985,7 @@
         <w:t>MU</w:t>
       </w:r>
       <w:r>
-        <w:t xml:space="preserve"> -3.88%、</w:t>
+        <w:t xml:space="preserve"> -3.62%、</w:t>
       </w:r>
       <w:r>
         <w:rPr>
@@ -3919,7 +3994,7 @@
         <w:t>SNDK</w:t>
       </w:r>
       <w:r>
-        <w:t xml:space="preserve"> -5.97%、</w:t>
+        <w:t xml:space="preserve"> -0.34%、</w:t>
       </w:r>
       <w:r>
         <w:rPr>
@@ -3928,7 +4003,7 @@
         <w:t>MRVL</w:t>
       </w:r>
       <w:r>
-        <w:t xml:space="preserve"> -3.42%、</w:t>
+        <w:t xml:space="preserve"> +1.08%、</w:t>
       </w:r>
       <w:r>
         <w:rPr>
@@ -3937,7 +4012,7 @@
         <w:t>CRDO</w:t>
       </w:r>
       <w:r>
-        <w:t xml:space="preserve"> -7.25%、</w:t>
+        <w:t xml:space="preserve"> -1.26%、</w:t>
       </w:r>
       <w:r>
         <w:rPr>
@@ -3946,7 +4021,7 @@
         <w:t>LITE</w:t>
       </w:r>
       <w:r>
-        <w:t xml:space="preserve"> -9.78%、</w:t>
+        <w:t xml:space="preserve"> -0.75%、</w:t>
       </w:r>
       <w:r>
         <w:rPr>
@@ -3955,40 +4030,7 @@
         <w:t>COHR</w:t>
       </w:r>
       <w:r>
-        <w:t xml:space="preserve"> -7.87%显著承压；Tier 3 也不是同质，</w:t>
-      </w:r>
-      <w:r>
-        <w:rPr>
-          <w:shd w:fill="E7E6E6"/>
-        </w:rPr>
-        <w:t>VRT</w:t>
-      </w:r>
-      <w:r>
-        <w:t>/</w:t>
-      </w:r>
-      <w:r>
-        <w:rPr>
-          <w:shd w:fill="E7E6E6"/>
-        </w:rPr>
-        <w:t>CEG</w:t>
-      </w:r>
-      <w:r>
-        <w:t>/</w:t>
-      </w:r>
-      <w:r>
-        <w:rPr>
-          <w:shd w:fill="E7E6E6"/>
-        </w:rPr>
-        <w:t>NRG</w:t>
-      </w:r>
-      <w:r>
-        <w:t xml:space="preserve"> 受能源与电力叙事影响相对独立。今天不是“</w:t>
-      </w:r>
-      <w:r>
-        <w:t>AI</w:t>
-      </w:r>
-      <w:r>
-        <w:t xml:space="preserve"> 全线崩”，而是资金把最依赖持续加速订单、估值和资本开支预期的二阶硬件资产先降仓。</w:t>
+        <w:t xml:space="preserve"> +0.68%。这组数据只能说明当天价格速度和相对分化，不能单独证明订单、客户或资本开支发生变化；后者需要公司公告、会议或可复核产业数据。</w:t>
       </w:r>
     </w:p>
     <w:p>
@@ -4049,34 +4091,52 @@
         <w:spacing w:after="120" w:line="276" w:lineRule="auto"/>
       </w:pPr>
       <w:r>
-        <w:t>异动原因必须逐个核验：</w:t>
+        <w:t xml:space="preserve">异动原因必须逐个核验：按绝对涨跌筛出的候选为 </w:t>
       </w:r>
       <w:r>
         <w:rPr>
           <w:shd w:fill="E7E6E6"/>
         </w:rPr>
-        <w:t>FICO</w:t>
+        <w:t>AMAT</w:t>
       </w:r>
       <w:r>
-        <w:t xml:space="preserve"> +10.85%伴随约 2.16 倍成交，属于强催化/预期重估候选，但本次公开数据未给出足够单一事件证据，标注为“待验”；</w:t>
+        <w:t xml:space="preserve"> -6.69%（成交约1.52x均量）；</w:t>
       </w:r>
       <w:r>
         <w:rPr>
           <w:shd w:fill="E7E6E6"/>
         </w:rPr>
-        <w:t>FIGS</w:t>
+        <w:t>JNJ</w:t>
       </w:r>
       <w:r>
-        <w:t xml:space="preserve"> +12.42%伴随约 3.83 倍成交，需核查业绩、产品或卖方报告；</w:t>
+        <w:t xml:space="preserve"> -5.73%（成交约3.78x均量）；C -5.60%（成交约3.44x均量）；</w:t>
       </w:r>
       <w:r>
         <w:rPr>
           <w:shd w:fill="E7E6E6"/>
         </w:rPr>
-        <w:t>MDT</w:t>
+        <w:t>IONQ</w:t>
       </w:r>
       <w:r>
-        <w:t xml:space="preserve"> +3.90%相对医疗器械 ETF走强，属于行业内部 Alpha。反面是光通信簇跌幅接近 -8%至 -10%，而非通信服务 ETF同步大跌，说明个股/子行业因素占主导。</w:t>
+        <w:t xml:space="preserve"> -4.25%（成交约2.91x均量）；</w:t>
+      </w:r>
+      <w:r>
+        <w:rPr>
+          <w:shd w:fill="E7E6E6"/>
+        </w:rPr>
+        <w:t>ORCL</w:t>
+      </w:r>
+      <w:r>
+        <w:t xml:space="preserve"> +4.23%（成交约0.70x均量）；</w:t>
+      </w:r>
+      <w:r>
+        <w:rPr>
+          <w:shd w:fill="E7E6E6"/>
+        </w:rPr>
+        <w:t>MU</w:t>
+      </w:r>
+      <w:r>
+        <w:t xml:space="preserve"> -3.62%（成交约1.38x均量）。这些名字先记录为价格/成交异常，随后核对同日公告、研报、公司交流、行业数据或传闻原始出处；没有证据时保留“待验”，不把涨跌倒推成原因。</w:t>
       </w:r>
     </w:p>
     <w:p>
@@ -5633,16 +5693,61 @@
         <w:spacing w:after="120" w:line="276" w:lineRule="auto"/>
       </w:pPr>
       <w:r>
-        <w:t xml:space="preserve">资金主线不是单一板块，而是三条并行路径：第一，能源与必选消费承接宏观不确定性；第二，通信服务由 </w:t>
+        <w:t xml:space="preserve">资金主线判断基于价格偏好代理：板块前列为 </w:t>
       </w:r>
       <w:r>
         <w:rPr>
           <w:shd w:fill="E7E6E6"/>
         </w:rPr>
-        <w:t>META</w:t>
+        <w:t>XLE</w:t>
       </w:r>
       <w:r>
-        <w:t xml:space="preserve"> 和运营商支撑，表现为平台/现金流而非纯成长扩张；第三，科技内部从 Tier 2 高弹性硬件向 Tier 1 平台与防御性资产收缩。广度为正且 </w:t>
+        <w:t>（能源）+1.80%、</w:t>
+      </w:r>
+      <w:r>
+        <w:rPr>
+          <w:shd w:fill="E7E6E6"/>
+        </w:rPr>
+        <w:t>XLC</w:t>
+      </w:r>
+      <w:r>
+        <w:t>（通信服务）+0.74%、</w:t>
+      </w:r>
+      <w:r>
+        <w:rPr>
+          <w:shd w:fill="E7E6E6"/>
+        </w:rPr>
+        <w:t>XHB</w:t>
+      </w:r>
+      <w:r>
+        <w:t xml:space="preserve">（住宅建筑）+0.62%，后列为 </w:t>
+      </w:r>
+      <w:r>
+        <w:rPr>
+          <w:shd w:fill="E7E6E6"/>
+        </w:rPr>
+        <w:t>XLV</w:t>
+      </w:r>
+      <w:r>
+        <w:t>（医疗保健）-1.35%、</w:t>
+      </w:r>
+      <w:r>
+        <w:rPr>
+          <w:shd w:fill="E7E6E6"/>
+        </w:rPr>
+        <w:t>GDX</w:t>
+      </w:r>
+      <w:r>
+        <w:t>（黄金矿业）-1.46%、</w:t>
+      </w:r>
+      <w:r>
+        <w:rPr>
+          <w:shd w:fill="E7E6E6"/>
+        </w:rPr>
+        <w:t>XBI</w:t>
+      </w:r>
+      <w:r>
+        <w:t>（生物医药）-3.04%；S&amp;P 广度上涨占比 52.7%，</w:t>
       </w:r>
       <w:r>
         <w:rPr>
@@ -5651,7 +5756,7 @@
         <w:t>RSP</w:t>
       </w:r>
       <w:r>
-        <w:t xml:space="preserve"> 跑赢 </w:t>
+        <w:t xml:space="preserve"> +0.05% 对比 </w:t>
       </w:r>
       <w:r>
         <w:rPr>
@@ -5660,25 +5765,19 @@
         <w:t>SPY</w:t>
       </w:r>
       <w:r>
-        <w:t xml:space="preserve">，说明有真实参与，但 </w:t>
+        <w:t xml:space="preserve"> -0.01%。这能支持参与度和相对偏好的判断，但没有直接基金流、</w:t>
       </w:r>
       <w:r>
-        <w:rPr>
-          <w:shd w:fill="E7E6E6"/>
-        </w:rPr>
-        <w:t>QQQ</w:t>
+        <w:t>PB</w:t>
       </w:r>
       <w:r>
-        <w:t xml:space="preserve"> 跑输 </w:t>
+        <w:t xml:space="preserve"> 或 </w:t>
       </w:r>
       <w:r>
-        <w:rPr>
-          <w:shd w:fill="E7E6E6"/>
-        </w:rPr>
-        <w:t>RSP</w:t>
+        <w:t>CTA</w:t>
       </w:r>
       <w:r>
-        <w:t>、High Beta 跑输 Low Vol，说明增量资金更挑剔。</w:t>
+        <w:t xml:space="preserve"> 数据时，不写成确认的净流入/净流出。</w:t>
       </w:r>
     </w:p>
     <w:p>
@@ -7808,7 +7907,7 @@
           <w:color w:val="555555"/>
           <w:sz w:val="17"/>
         </w:rPr>
-        <w:t>图：公开期权链异常扫描。来源/口径：Nasdaq public option-chain endpoint；检查时点 2026-10-13 19:41 ET；无执行方向确认。。</w:t>
+        <w:t>图：公开期权链异常扫描。来源/口径：Nasdaq public option-chain endpoint；检查时点 2026-10-13T20:25:50-04:00；无执行方向确认。。</w:t>
       </w:r>
     </w:p>
     <w:p>
@@ -7816,7 +7915,7 @@
         <w:spacing w:after="120" w:line="276" w:lineRule="auto"/>
       </w:pPr>
       <w:r>
-        <w:t>解读规则：</w:t>
+        <w:t xml:space="preserve">解读规则：本次触发异常阈值的标的为 </w:t>
       </w:r>
       <w:r>
         <w:rPr>
@@ -7825,22 +7924,67 @@
         <w:t>CIEN</w:t>
       </w:r>
       <w:r>
-        <w:t xml:space="preserve"> 的远月执行价集中度约 46.98%、</w:t>
+        <w:t xml:space="preserve">, </w:t>
       </w:r>
       <w:r>
         <w:rPr>
           <w:shd w:fill="E7E6E6"/>
         </w:rPr>
-        <w:t>AAOI</w:t>
+        <w:t>MU</w:t>
       </w:r>
       <w:r>
-        <w:t xml:space="preserve"> 约 21.18%、</w:t>
+        <w:t xml:space="preserve">, </w:t>
+      </w:r>
+      <w:r>
+        <w:rPr>
+          <w:shd w:fill="E7E6E6"/>
+        </w:rPr>
+        <w:t>NVDA</w:t>
+      </w:r>
+      <w:r>
+        <w:t xml:space="preserve">, </w:t>
+      </w:r>
+      <w:r>
+        <w:rPr>
+          <w:shd w:fill="E7E6E6"/>
+        </w:rPr>
+        <w:t>AVGO</w:t>
+      </w:r>
+      <w:r>
+        <w:t xml:space="preserve">, </w:t>
+      </w:r>
+      <w:r>
+        <w:rPr>
+          <w:shd w:fill="E7E6E6"/>
+        </w:rPr>
+        <w:t>META</w:t>
+      </w:r>
+      <w:r>
+        <w:t xml:space="preserve">, </w:t>
+      </w:r>
+      <w:r>
+        <w:rPr>
+          <w:shd w:fill="E7E6E6"/>
+        </w:rPr>
+        <w:t>FICO</w:t>
+      </w:r>
+      <w:r>
+        <w:t xml:space="preserve">, </w:t>
       </w:r>
       <w:r>
         <w:t>TWST</w:t>
       </w:r>
       <w:r>
-        <w:t xml:space="preserve"> 约 28.97%、</w:t>
+        <w:t xml:space="preserve">, </w:t>
+      </w:r>
+      <w:r>
+        <w:rPr>
+          <w:shd w:fill="E7E6E6"/>
+        </w:rPr>
+        <w:t>CRDO</w:t>
+      </w:r>
+      <w:r>
+        <w:t xml:space="preserve">, </w:t>
       </w:r>
       <w:r>
         <w:rPr>
@@ -7849,28 +7993,13 @@
         <w:t>MRVL</w:t>
       </w:r>
       <w:r>
-        <w:t xml:space="preserve"> 约 22.40%，说明成交/未平仓结构可能围绕少数执行价聚集，常见含义包括事件对冲、做市商库存管理、价位 pinning 或投机性集中下注；它不等于“看涨/看跌”。</w:t>
+        <w:t xml:space="preserve">, </w:t>
       </w:r>
       <w:r>
-        <w:rPr>
-          <w:shd w:fill="E7E6E6"/>
-        </w:rPr>
-        <w:t>MU</w:t>
+        <w:t>GME</w:t>
       </w:r>
       <w:r>
-        <w:t xml:space="preserve"> 同时触发 Call Volume/</w:t>
-      </w:r>
-      <w:r>
-        <w:t>OI</w:t>
-      </w:r>
-      <w:r>
-        <w:t xml:space="preserve"> 与 Put Volume/</w:t>
-      </w:r>
-      <w:r>
-        <w:t>OI</w:t>
-      </w:r>
-      <w:r>
-        <w:t xml:space="preserve"> 阈值，说明期权活跃度异常，但公开链没有买卖方向、开平仓、扫单/大宗标签，不能把它写成净买入或净卖出。</w:t>
+        <w:t>。执行价集中度只能说明成交/未平仓结构围绕少数执行价聚集，可能对应事件对冲、做市商库存管理、价位 pinning 或投机性集中下注；在没有执行侧、开平仓、扫单/大宗标签时，不等于看涨、看跌、净买入或净卖出。</w:t>
       </w:r>
     </w:p>
     <w:p>
@@ -8979,19 +9108,13 @@
         <w:spacing w:after="120" w:line="276" w:lineRule="auto"/>
       </w:pPr>
       <w:r>
-        <w:t xml:space="preserve">数据完整性：Yahoo Finance Chart </w:t>
+        <w:t xml:space="preserve">数据完整性：核心日线若缺少目标日收盘，则由 Yahoo Chart </w:t>
       </w:r>
       <w:r>
         <w:t>API</w:t>
       </w:r>
       <w:r>
-        <w:t xml:space="preserve"> 取得收盘与历史收益；S&amp;P 500 成分广度抓取成功 503/503；期权链抓取成功但为公开链快照；盘中 5分钟数据接口返回空序列，</w:t>
-      </w:r>
-      <w:r>
-        <w:t>MOC</w:t>
-      </w:r>
-      <w:r>
-        <w:t>/尾盘20分钟不可得；</w:t>
+        <w:t xml:space="preserve"> 的目标交易日 5分钟常规现金盘聚合重建，并在运行日志保留该口径；S&amp;P 500 成分广度与行业代理均经过目标日校验。期权链为公开快照，</w:t>
       </w:r>
       <w:r>
         <w:t>PB</w:t>
@@ -9009,7 +9132,7 @@
         <w:t>GEX</w:t>
       </w:r>
       <w:r>
-        <w:t>、执行方向均不可得。所有不可得项均保留为“不可得”，没有用估计值替代。</w:t>
+        <w:t>、执行方向仍不可得；所有不可得项均保留为“不可得”，没有用估计值替代。</w:t>
       </w:r>
     </w:p>
     <w:p>

--- a/reports/us_market_recap_2026-10-14_BJT_us_2026-10-13_final.docx
+++ b/reports/us_market_recap_2026-10-14_BJT_us_2026-10-13_final.docx
@@ -1013,7 +1013,7 @@
                 <w:color w:val="141414"/>
                 <w:sz w:val="16"/>
               </w:rPr>
-              <w:t>102.17 / 94.81 / 83,397.73</w:t>
+              <w:t>102.16 / 94.87 / 83,397.73</w:t>
             </w:r>
           </w:p>
         </w:tc>
@@ -7907,7 +7907,7 @@
           <w:color w:val="555555"/>
           <w:sz w:val="17"/>
         </w:rPr>
-        <w:t>图：公开期权链异常扫描。来源/口径：Nasdaq public option-chain endpoint；检查时点 2026-10-13T20:25:50-04:00；无执行方向确认。。</w:t>
+        <w:t>图：公开期权链异常扫描。来源/口径：Nasdaq public option-chain endpoint；检查时点 2026-10-13T20:30:22-04:00；无执行方向确认。。</w:t>
       </w:r>
     </w:p>
     <w:p>

--- a/reports/us_market_recap_2026-10-14_BJT_us_2026-10-13_final.docx
+++ b/reports/us_market_recap_2026-10-14_BJT_us_2026-10-13_final.docx
@@ -1013,7 +1013,7 @@
                 <w:color w:val="141414"/>
                 <w:sz w:val="16"/>
               </w:rPr>
-              <w:t>102.16 / 94.87 / 83,397.73</w:t>
+              <w:t>102.17 / 94.90 / 83,406.17</w:t>
             </w:r>
           </w:p>
         </w:tc>
@@ -4109,7 +4109,7 @@
         <w:t>JNJ</w:t>
       </w:r>
       <w:r>
-        <w:t xml:space="preserve"> -5.73%（成交约3.78x均量）；C -5.60%（成交约3.44x均量）；</w:t>
+        <w:t xml:space="preserve"> -5.73%（成交约2.04x均量）；C -5.60%（成交约1.96x均量）；</w:t>
       </w:r>
       <w:r>
         <w:rPr>
@@ -4118,7 +4118,7 @@
         <w:t>IONQ</w:t>
       </w:r>
       <w:r>
-        <w:t xml:space="preserve"> -4.25%（成交约2.91x均量）；</w:t>
+        <w:t xml:space="preserve"> -4.25%（成交约0.93x均量）；</w:t>
       </w:r>
       <w:r>
         <w:rPr>
@@ -4136,7 +4136,7 @@
         <w:t>MU</w:t>
       </w:r>
       <w:r>
-        <w:t xml:space="preserve"> -3.62%（成交约1.38x均量）。这些名字先记录为价格/成交异常，随后核对同日公告、研报、公司交流、行业数据或传闻原始出处；没有证据时保留“待验”，不把涨跌倒推成原因。</w:t>
+        <w:t xml:space="preserve"> -3.62%（成交约1.04x均量）。这些名字先记录为价格/成交异常，随后核对同日公告、研报、公司交流、行业数据或传闻原始出处；没有证据时保留“待验”，不把涨跌倒推成原因。</w:t>
       </w:r>
     </w:p>
     <w:p>
@@ -7907,7 +7907,7 @@
           <w:color w:val="555555"/>
           <w:sz w:val="17"/>
         </w:rPr>
-        <w:t>图：公开期权链异常扫描。来源/口径：Nasdaq public option-chain endpoint；检查时点 2026-10-13T20:30:22-04:00；无执行方向确认。。</w:t>
+        <w:t>图：公开期权链异常扫描。来源/口径：Nasdaq public option-chain endpoint；检查时点 2026-10-13T20:34:27-04:00；无执行方向确认。。</w:t>
       </w:r>
     </w:p>
     <w:p>

--- a/reports/us_market_recap_2026-10-14_BJT_us_2026-10-13_final.docx
+++ b/reports/us_market_recap_2026-10-14_BJT_us_2026-10-13_final.docx
@@ -541,7 +541,7 @@
                 <w:color w:val="141414"/>
                 <w:sz w:val="16"/>
               </w:rPr>
-              <w:t>指数平稳，内部并非平稳</w:t>
+              <w:t>结合广度与RSP判断内部结构</w:t>
             </w:r>
           </w:p>
         </w:tc>
@@ -679,7 +679,7 @@
                 <w:color w:val="141414"/>
                 <w:sz w:val="16"/>
               </w:rPr>
-              <w:t>成长权重承压</w:t>
+              <w:t>与QQQ/RSP及科技篮子比较</w:t>
             </w:r>
           </w:p>
         </w:tc>
@@ -955,7 +955,7 @@
                 <w:color w:val="141414"/>
                 <w:sz w:val="16"/>
               </w:rPr>
-              <w:t>波动率温和上行，尾部定价偏高</w:t>
+              <w:t>以实际变动判断保护需求</w:t>
             </w:r>
           </w:p>
         </w:tc>
@@ -1013,7 +1013,7 @@
                 <w:color w:val="141414"/>
                 <w:sz w:val="16"/>
               </w:rPr>
-              <w:t>102.17 / 94.90 / 83,406.17</w:t>
+              <w:t>102.16 / 94.93 / 8.34万美元</w:t>
             </w:r>
           </w:p>
         </w:tc>
@@ -1040,7 +1040,7 @@
                 <w:color w:val="141414"/>
                 <w:sz w:val="16"/>
               </w:rPr>
-              <w:t>美元/油涨，BTC跌</w:t>
+              <w:t>DXY -0.41% / WTI +1.27% / BTC +2.00%</w:t>
             </w:r>
           </w:p>
         </w:tc>
@@ -1093,7 +1093,7 @@
                 <w:color w:val="141414"/>
                 <w:sz w:val="16"/>
               </w:rPr>
-              <w:t>宏观流动性与风险偏好分化</w:t>
+              <w:t>跨资产确认或反驳风险偏好叙事</w:t>
             </w:r>
           </w:p>
         </w:tc>
@@ -1369,8 +1369,122 @@
       <w:r>
         <w:drawing>
           <wp:inline xmlns:a="http://schemas.openxmlformats.org/drawingml/2006/main" xmlns:pic="http://schemas.openxmlformats.org/drawingml/2006/picture">
+            <wp:extent cx="5806440" cy="3757108"/>
+            <wp:docPr id="3" name="Picture 3"/>
+            <wp:cNvGraphicFramePr>
+              <a:graphicFrameLocks noChangeAspect="1"/>
+            </wp:cNvGraphicFramePr>
+            <a:graphic>
+              <a:graphicData uri="http://schemas.openxmlformats.org/drawingml/2006/picture">
+                <pic:pic>
+                  <pic:nvPicPr>
+                    <pic:cNvPr id="0" name="rotation_leadership_heatmap.png"/>
+                    <pic:cNvPicPr/>
+                  </pic:nvPicPr>
+                  <pic:blipFill>
+                    <a:blip r:embed="rId11"/>
+                    <a:stretch>
+                      <a:fillRect/>
+                    </a:stretch>
+                  </pic:blipFill>
+                  <pic:spPr>
+                    <a:xfrm>
+                      <a:off x="0" y="0"/>
+                      <a:ext cx="5806440" cy="3757108"/>
+                    </a:xfrm>
+                    <a:prstGeom prst="rect"/>
+                  </pic:spPr>
+                </pic:pic>
+              </a:graphicData>
+            </a:graphic>
+          </wp:inline>
+        </w:drawing>
+      </w:r>
+    </w:p>
+    <w:p>
+      <w:pPr>
+        <w:spacing w:after="100"/>
+      </w:pPr>
+      <w:r>
+        <w:rPr>
+          <w:i/>
+          <w:color w:val="555555"/>
+          <w:sz w:val="17"/>
+        </w:rPr>
+        <w:t>图：Leadership Heatmap（领导力轮动）。来源/口径：Rotation Engine 固定篮子等权收益；1D/5D/20D；价格相对强弱代理。。</w:t>
+      </w:r>
+    </w:p>
+    <w:p>
+      <w:pPr>
+        <w:keepNext/>
+        <w:jc w:val="center"/>
+      </w:pPr>
+      <w:r>
+        <w:drawing>
+          <wp:inline xmlns:a="http://schemas.openxmlformats.org/drawingml/2006/main" xmlns:pic="http://schemas.openxmlformats.org/drawingml/2006/picture">
+            <wp:extent cx="5806440" cy="2858555"/>
+            <wp:docPr id="4" name="Picture 4"/>
+            <wp:cNvGraphicFramePr>
+              <a:graphicFrameLocks noChangeAspect="1"/>
+            </wp:cNvGraphicFramePr>
+            <a:graphic>
+              <a:graphicData uri="http://schemas.openxmlformats.org/drawingml/2006/picture">
+                <pic:pic>
+                  <pic:nvPicPr>
+                    <pic:cNvPr id="0" name="rotation_mag7_heatmap.png"/>
+                    <pic:cNvPicPr/>
+                  </pic:nvPicPr>
+                  <pic:blipFill>
+                    <a:blip r:embed="rId12"/>
+                    <a:stretch>
+                      <a:fillRect/>
+                    </a:stretch>
+                  </pic:blipFill>
+                  <pic:spPr>
+                    <a:xfrm>
+                      <a:off x="0" y="0"/>
+                      <a:ext cx="5806440" cy="2858555"/>
+                    </a:xfrm>
+                    <a:prstGeom prst="rect"/>
+                  </pic:spPr>
+                </pic:pic>
+              </a:graphicData>
+            </a:graphic>
+          </wp:inline>
+        </w:drawing>
+      </w:r>
+    </w:p>
+    <w:p>
+      <w:pPr>
+        <w:spacing w:after="100"/>
+      </w:pPr>
+      <w:r>
+        <w:rPr>
+          <w:i/>
+          <w:color w:val="555555"/>
+          <w:sz w:val="17"/>
+        </w:rPr>
+        <w:t>图：Mag 7 Internal Heatmap（内部轮动）。来源/口径：Mag 7 单股 1D/5D/20D 与相对 SPY；不把权重股表现自动写成行业普涨。。</w:t>
+      </w:r>
+    </w:p>
+    <w:p>
+      <w:pPr>
+        <w:spacing w:after="120" w:line="276" w:lineRule="auto"/>
+      </w:pPr>
+      <w:r>
+        <w:t>领导力读法：先看热图中同一方向的横截面广度，再看 1D、5D、20D 是否一致；若只有少数大市值股票支撑指数，而等权篮子和细分行业走弱，应定义为权重挤压而不是广泛风险偏好改善。</w:t>
+      </w:r>
+    </w:p>
+    <w:p>
+      <w:pPr>
+        <w:keepNext/>
+        <w:jc w:val="center"/>
+      </w:pPr>
+      <w:r>
+        <w:drawing>
+          <wp:inline xmlns:a="http://schemas.openxmlformats.org/drawingml/2006/main" xmlns:pic="http://schemas.openxmlformats.org/drawingml/2006/picture">
             <wp:extent cx="5806440" cy="6482962"/>
-            <wp:docPr id="3" name="Picture 3"/>
+            <wp:docPr id="5" name="Picture 5"/>
             <wp:cNvGraphicFramePr>
               <a:graphicFrameLocks noChangeAspect="1"/>
             </wp:cNvGraphicFramePr>
@@ -1382,7 +1496,7 @@
                     <pic:cNvPicPr/>
                   </pic:nvPicPr>
                   <pic:blipFill>
-                    <a:blip r:embed="rId11"/>
+                    <a:blip r:embed="rId13"/>
                     <a:stretch>
                       <a:fillRect/>
                     </a:stretch>
@@ -1509,7 +1623,7 @@
         <w:drawing>
           <wp:inline xmlns:a="http://schemas.openxmlformats.org/drawingml/2006/main" xmlns:pic="http://schemas.openxmlformats.org/drawingml/2006/picture">
             <wp:extent cx="5806440" cy="2540318"/>
-            <wp:docPr id="4" name="Picture 4"/>
+            <wp:docPr id="6" name="Picture 6"/>
             <wp:cNvGraphicFramePr>
               <a:graphicFrameLocks noChangeAspect="1"/>
             </wp:cNvGraphicFramePr>
@@ -1521,7 +1635,7 @@
                     <pic:cNvPicPr/>
                   </pic:nvPicPr>
                   <pic:blipFill>
-                    <a:blip r:embed="rId12"/>
+                    <a:blip r:embed="rId14"/>
                     <a:stretch>
                       <a:fillRect/>
                     </a:stretch>
@@ -1562,7 +1676,7 @@
         <w:drawing>
           <wp:inline xmlns:a="http://schemas.openxmlformats.org/drawingml/2006/main" xmlns:pic="http://schemas.openxmlformats.org/drawingml/2006/picture">
             <wp:extent cx="5806440" cy="2177415"/>
-            <wp:docPr id="5" name="Picture 5"/>
+            <wp:docPr id="7" name="Picture 7"/>
             <wp:cNvGraphicFramePr>
               <a:graphicFrameLocks noChangeAspect="1"/>
             </wp:cNvGraphicFramePr>
@@ -1574,7 +1688,7 @@
                     <pic:cNvPicPr/>
                   </pic:nvPicPr>
                   <pic:blipFill>
-                    <a:blip r:embed="rId13"/>
+                    <a:blip r:embed="rId15"/>
                     <a:stretch>
                       <a:fillRect/>
                     </a:stretch>
@@ -3041,7 +3155,16 @@
         <w:spacing w:after="120" w:line="276" w:lineRule="auto"/>
       </w:pPr>
       <w:r>
-        <w:t>矩阵显示：</w:t>
+        <w:t xml:space="preserve">矩阵观察：Semi - Software 1D +0.10pp / 5D -7.57pp / 20D +3.89pp（UNCLEAR）；Mag7 - Tech ex-Mag7 1D +1.45pp / 5D +7.15pp / 20D -0.17pp（REVERSING）；Mag7 - </w:t>
+      </w:r>
+      <w:r>
+        <w:rPr>
+          <w:shd w:fill="E7E6E6"/>
+        </w:rPr>
+        <w:t>RSP</w:t>
+      </w:r>
+      <w:r>
+        <w:t xml:space="preserve"> 1D +0.71pp / 5D +0.87pp / 20D +7.92pp（EMERGING）；</w:t>
       </w:r>
       <w:r>
         <w:rPr>
@@ -3050,7 +3173,7 @@
         <w:t>QQQ</w:t>
       </w:r>
       <w:r>
-        <w:t xml:space="preserve"> 相对 </w:t>
+        <w:t xml:space="preserve"> - </w:t>
       </w:r>
       <w:r>
         <w:rPr>
@@ -3059,19 +3182,19 @@
         <w:t>RSP</w:t>
       </w:r>
       <w:r>
-        <w:t xml:space="preserve"> 的 1D/5D 明显走弱，Mag7 相对科技除 Mag7 仍有当日支撑；</w:t>
+        <w:t xml:space="preserve"> 1D -0.38pp / 5D -2.57pp / 20D +5.85pp（UNCLEAR）；Growth - Defensive 1D +0.44pp / 5D -4.07pp / 20D +4.51pp（UNCLEAR）；Cyclical - Defensive 1D +0.96pp / 5D -1.52pp / 20D -1.13pp（CONFIRMED）；</w:t>
       </w:r>
       <w:r>
         <w:t>AI</w:t>
       </w:r>
       <w:r>
-        <w:t xml:space="preserve"> CapEx 相对 </w:t>
+        <w:t xml:space="preserve"> CapEx - </w:t>
       </w:r>
       <w:r>
         <w:t>AI</w:t>
       </w:r>
       <w:r>
-        <w:t xml:space="preserve"> Applications、High Beta 相对 Low Vol 均转弱。大盘上涨家数超过下跌家数，说明“参与度”没有塌陷，但高弹性和高拥挤的资金速度在下降。</w:t>
+        <w:t xml:space="preserve"> Applications 1D -0.99pp / 5D -7.26pp / 20D +3.73pp（CONFIRMED）；High Beta - Low Vol 1D -0.31pp / 5D -5.03pp / 20D +4.34pp（UNCLEAR）；Small Cap - Large Cap 1D -0.42pp / 5D -1.51pp / 20D -5.68pp（UNCLEAR）。上涨占比 52.7%，因此需把指数方向、横截面参与度和 1D/5D/20D 持续性分开判断；不能用单日价差直接替代资金流。</w:t>
       </w:r>
     </w:p>
     <w:p>
@@ -3092,7 +3215,7 @@
         <w:drawing>
           <wp:inline xmlns:a="http://schemas.openxmlformats.org/drawingml/2006/main" xmlns:pic="http://schemas.openxmlformats.org/drawingml/2006/picture">
             <wp:extent cx="5806440" cy="1847946"/>
-            <wp:docPr id="6" name="Picture 6"/>
+            <wp:docPr id="8" name="Picture 8"/>
             <wp:cNvGraphicFramePr>
               <a:graphicFrameLocks noChangeAspect="1"/>
             </wp:cNvGraphicFramePr>
@@ -3104,7 +3227,7 @@
                     <pic:cNvPicPr/>
                   </pic:nvPicPr>
                   <pic:blipFill>
-                    <a:blip r:embed="rId14"/>
+                    <a:blip r:embed="rId16"/>
                     <a:stretch>
                       <a:fillRect/>
                     </a:stretch>
@@ -3189,7 +3312,7 @@
         <w:drawing>
           <wp:inline xmlns:a="http://schemas.openxmlformats.org/drawingml/2006/main" xmlns:pic="http://schemas.openxmlformats.org/drawingml/2006/picture">
             <wp:extent cx="5806440" cy="2734163"/>
-            <wp:docPr id="7" name="Picture 7"/>
+            <wp:docPr id="9" name="Picture 9"/>
             <wp:cNvGraphicFramePr>
               <a:graphicFrameLocks noChangeAspect="1"/>
             </wp:cNvGraphicFramePr>
@@ -3201,7 +3324,7 @@
                     <pic:cNvPicPr/>
                   </pic:nvPicPr>
                   <pic:blipFill>
-                    <a:blip r:embed="rId15"/>
+                    <a:blip r:embed="rId17"/>
                     <a:stretch>
                       <a:fillRect/>
                     </a:stretch>
@@ -3235,6 +3358,218 @@
     </w:p>
     <w:p>
       <w:pPr>
+        <w:keepNext/>
+        <w:jc w:val="center"/>
+      </w:pPr>
+      <w:r>
+        <w:drawing>
+          <wp:inline xmlns:a="http://schemas.openxmlformats.org/drawingml/2006/main" xmlns:pic="http://schemas.openxmlformats.org/drawingml/2006/picture">
+            <wp:extent cx="5806440" cy="2669404"/>
+            <wp:docPr id="10" name="Picture 10"/>
+            <wp:cNvGraphicFramePr>
+              <a:graphicFrameLocks noChangeAspect="1"/>
+            </wp:cNvGraphicFramePr>
+            <a:graphic>
+              <a:graphicData uri="http://schemas.openxmlformats.org/drawingml/2006/picture">
+                <pic:pic>
+                  <pic:nvPicPr>
+                    <pic:cNvPr id="0" name="factors.png"/>
+                    <pic:cNvPicPr/>
+                  </pic:nvPicPr>
+                  <pic:blipFill>
+                    <a:blip r:embed="rId18"/>
+                    <a:stretch>
+                      <a:fillRect/>
+                    </a:stretch>
+                  </pic:blipFill>
+                  <pic:spPr>
+                    <a:xfrm>
+                      <a:off x="0" y="0"/>
+                      <a:ext cx="5806440" cy="2669404"/>
+                    </a:xfrm>
+                    <a:prstGeom prst="rect"/>
+                  </pic:spPr>
+                </pic:pic>
+              </a:graphicData>
+            </a:graphic>
+          </wp:inline>
+        </w:drawing>
+      </w:r>
+    </w:p>
+    <w:p>
+      <w:pPr>
+        <w:spacing w:after="100"/>
+      </w:pPr>
+      <w:r>
+        <w:rPr>
+          <w:i/>
+          <w:color w:val="555555"/>
+          <w:sz w:val="17"/>
+        </w:rPr>
+        <w:t>图：Factor Multi-Speed Detail。来源/口径：公开 ETF 价格代理；Momentum、High Beta、Low Vol、Small Cap、MEME 与 BUZZ 的横截面日收益。。</w:t>
+      </w:r>
+    </w:p>
+    <w:p>
+      <w:pPr>
+        <w:keepNext/>
+        <w:jc w:val="center"/>
+      </w:pPr>
+      <w:r>
+        <w:drawing>
+          <wp:inline xmlns:a="http://schemas.openxmlformats.org/drawingml/2006/main" xmlns:pic="http://schemas.openxmlformats.org/drawingml/2006/picture">
+            <wp:extent cx="5806440" cy="2125737"/>
+            <wp:docPr id="11" name="Picture 11"/>
+            <wp:cNvGraphicFramePr>
+              <a:graphicFrameLocks noChangeAspect="1"/>
+            </wp:cNvGraphicFramePr>
+            <a:graphic>
+              <a:graphicData uri="http://schemas.openxmlformats.org/drawingml/2006/picture">
+                <pic:pic>
+                  <pic:nvPicPr>
+                    <pic:cNvPr id="0" name="intraday.png"/>
+                    <pic:cNvPicPr/>
+                  </pic:nvPicPr>
+                  <pic:blipFill>
+                    <a:blip r:embed="rId19"/>
+                    <a:stretch>
+                      <a:fillRect/>
+                    </a:stretch>
+                  </pic:blipFill>
+                  <pic:spPr>
+                    <a:xfrm>
+                      <a:off x="0" y="0"/>
+                      <a:ext cx="5806440" cy="2125737"/>
+                    </a:xfrm>
+                    <a:prstGeom prst="rect"/>
+                  </pic:spPr>
+                </pic:pic>
+              </a:graphicData>
+            </a:graphic>
+          </wp:inline>
+        </w:drawing>
+      </w:r>
+    </w:p>
+    <w:p>
+      <w:pPr>
+        <w:spacing w:after="100"/>
+      </w:pPr>
+      <w:r>
+        <w:rPr>
+          <w:i/>
+          <w:color w:val="555555"/>
+          <w:sz w:val="17"/>
+        </w:rPr>
+        <w:t>图：Intraday Path。来源/口径：Yahoo 5分钟常规现金盘；09:30 归一化为 100，尾盘阴影为最后约20分钟。。</w:t>
+      </w:r>
+    </w:p>
+    <w:p>
+      <w:pPr>
+        <w:keepNext/>
+        <w:jc w:val="center"/>
+      </w:pPr>
+      <w:r>
+        <w:drawing>
+          <wp:inline xmlns:a="http://schemas.openxmlformats.org/drawingml/2006/main" xmlns:pic="http://schemas.openxmlformats.org/drawingml/2006/picture">
+            <wp:extent cx="5806440" cy="2051241"/>
+            <wp:docPr id="12" name="Picture 12"/>
+            <wp:cNvGraphicFramePr>
+              <a:graphicFrameLocks noChangeAspect="1"/>
+            </wp:cNvGraphicFramePr>
+            <a:graphic>
+              <a:graphicData uri="http://schemas.openxmlformats.org/drawingml/2006/picture">
+                <pic:pic>
+                  <pic:nvPicPr>
+                    <pic:cNvPr id="0" name="moc.png"/>
+                    <pic:cNvPicPr/>
+                  </pic:nvPicPr>
+                  <pic:blipFill>
+                    <a:blip r:embed="rId20"/>
+                    <a:stretch>
+                      <a:fillRect/>
+                    </a:stretch>
+                  </pic:blipFill>
+                  <pic:spPr>
+                    <a:xfrm>
+                      <a:off x="0" y="0"/>
+                      <a:ext cx="5806440" cy="2051241"/>
+                    </a:xfrm>
+                    <a:prstGeom prst="rect"/>
+                  </pic:spPr>
+                </pic:pic>
+              </a:graphicData>
+            </a:graphic>
+          </wp:inline>
+        </w:drawing>
+      </w:r>
+    </w:p>
+    <w:p>
+      <w:pPr>
+        <w:spacing w:after="100"/>
+      </w:pPr>
+      <w:r>
+        <w:rPr>
+          <w:i/>
+          <w:color w:val="555555"/>
+          <w:sz w:val="17"/>
+        </w:rPr>
+        <w:t>图：Closing Pressure Proxy。来源/口径：Yahoo 5分钟现金盘最后20分钟收益；不是官方 MOC 金额或买卖失衡。。</w:t>
+      </w:r>
+    </w:p>
+    <w:p>
+      <w:pPr>
+        <w:keepNext/>
+        <w:jc w:val="center"/>
+      </w:pPr>
+      <w:r>
+        <w:drawing>
+          <wp:inline xmlns:a="http://schemas.openxmlformats.org/drawingml/2006/main" xmlns:pic="http://schemas.openxmlformats.org/drawingml/2006/picture">
+            <wp:extent cx="5806440" cy="1681239"/>
+            <wp:docPr id="13" name="Picture 13"/>
+            <wp:cNvGraphicFramePr>
+              <a:graphicFrameLocks noChangeAspect="1"/>
+            </wp:cNvGraphicFramePr>
+            <a:graphic>
+              <a:graphicData uri="http://schemas.openxmlformats.org/drawingml/2006/picture">
+                <pic:pic>
+                  <pic:nvPicPr>
+                    <pic:cNvPr id="0" name="volatility.png"/>
+                    <pic:cNvPicPr/>
+                  </pic:nvPicPr>
+                  <pic:blipFill>
+                    <a:blip r:embed="rId21"/>
+                    <a:stretch>
+                      <a:fillRect/>
+                    </a:stretch>
+                  </pic:blipFill>
+                  <pic:spPr>
+                    <a:xfrm>
+                      <a:off x="0" y="0"/>
+                      <a:ext cx="5806440" cy="1681239"/>
+                    </a:xfrm>
+                    <a:prstGeom prst="rect"/>
+                  </pic:spPr>
+                </pic:pic>
+              </a:graphicData>
+            </a:graphic>
+          </wp:inline>
+        </w:drawing>
+      </w:r>
+    </w:p>
+    <w:p>
+      <w:pPr>
+        <w:spacing w:after="100"/>
+      </w:pPr>
+      <w:r>
+        <w:rPr>
+          <w:i/>
+          <w:color w:val="555555"/>
+          <w:sz w:val="17"/>
+        </w:rPr>
+        <w:t>图：Volatility / Tail Protection。来源/口径：VIX、VVIX、SKEW 日变；只能作为风险保护代理，不等于做市商 Gamma。。</w:t>
+      </w:r>
+    </w:p>
+    <w:p>
+      <w:pPr>
         <w:spacing w:after="120" w:line="276" w:lineRule="auto"/>
       </w:pPr>
       <w:r>
@@ -3247,7 +3582,7 @@
         <w:t>SPHB</w:t>
       </w:r>
       <w:r>
-        <w:t xml:space="preserve"> 相对 </w:t>
+        <w:t xml:space="preserve"> -0.39% 对比 </w:t>
       </w:r>
       <w:r>
         <w:rPr>
@@ -3256,7 +3591,31 @@
         <w:t>USMV</w:t>
       </w:r>
       <w:r>
-        <w:t xml:space="preserve"> 走弱，小盘相对大盘走弱；在宏观美元与油价同时偏强的环境下，对冲基金更可能采取 de-grossing，而不是单向全面做空。其典型路径是砍掉高 Beta 多头、回补此前已拥挤的空头，因此个别高空头光模块或存储名字若逆势反弹，不能直接解释为基本面反转，需等待成交、借券、期权执行方向和后续指引确认。公开数据没有 </w:t>
+        <w:t xml:space="preserve"> -0.08%（差 -0.31pp），</w:t>
+      </w:r>
+      <w:r>
+        <w:rPr>
+          <w:shd w:fill="E7E6E6"/>
+        </w:rPr>
+        <w:t>IWM</w:t>
+      </w:r>
+      <w:r>
+        <w:t xml:space="preserve"> -0.43% 对比 </w:t>
+      </w:r>
+      <w:r>
+        <w:rPr>
+          <w:shd w:fill="E7E6E6"/>
+        </w:rPr>
+        <w:t>SPY</w:t>
+      </w:r>
+      <w:r>
+        <w:t xml:space="preserve"> -0.01%（差 -0.42pp）。在宏观美元与油价同时偏强的环境下，对冲基金去杠杆是一个待验证的结构性假设，而不是已经被 </w:t>
+      </w:r>
+      <w:r>
+        <w:t>PB</w:t>
+      </w:r>
+      <w:r>
+        <w:t xml:space="preserve"> 数据证实的事实；其典型路径是砍掉高 Beta 多头、回补此前拥挤的空头，因此个别高空头光模块或存储名字若逆势反弹，不能直接解释为基本面反转。公开数据没有 </w:t>
       </w:r>
       <w:r>
         <w:rPr>
@@ -3355,7 +3714,7 @@
                 <w:color w:val="FFFFFF"/>
                 <w:sz w:val="16"/>
               </w:rPr>
-              <w:t>今日证据</w:t>
+              <w:t>今日价格证据</w:t>
             </w:r>
           </w:p>
         </w:tc>
@@ -3439,7 +3798,7 @@
                 <w:color w:val="141414"/>
                 <w:sz w:val="16"/>
               </w:rPr>
-              <w:t>META</w:t>
+              <w:t>AMAT</w:t>
             </w:r>
           </w:p>
         </w:tc>
@@ -3465,7 +3824,7 @@
                 <w:color w:val="141414"/>
                 <w:sz w:val="16"/>
               </w:rPr>
-              <w:t>当日价格 +2.63%；固定名单不自动升级为事件</w:t>
+              <w:t>价格 -6.69%；成交 1.52x均量</w:t>
             </w:r>
           </w:p>
         </w:tc>
@@ -3492,7 +3851,7 @@
                 <w:color w:val="141414"/>
                 <w:sz w:val="16"/>
               </w:rPr>
-              <w:t>价格/结构</w:t>
+              <w:t>待核验同日增量</w:t>
             </w:r>
           </w:p>
         </w:tc>
@@ -3518,7 +3877,7 @@
                 <w:color w:val="141414"/>
                 <w:sz w:val="16"/>
               </w:rPr>
-              <w:t>只有找到同日产品、管理层或研究增量，才升级为事件催化</w:t>
+              <w:t>先归为公司/行业/因子重定价候选；没有新证据不升级为催化</w:t>
             </w:r>
           </w:p>
         </w:tc>
@@ -3550,7 +3909,7 @@
                 <w:color w:val="141414"/>
                 <w:sz w:val="16"/>
               </w:rPr>
-              <w:t>AVGO</w:t>
+              <w:t>JNJ</w:t>
             </w:r>
           </w:p>
         </w:tc>
@@ -3576,7 +3935,7 @@
                 <w:color w:val="141414"/>
                 <w:sz w:val="16"/>
               </w:rPr>
-              <w:t>当日价格 +0.73%；本报告不重复历史财报</w:t>
+              <w:t>价格 -5.73%；成交 3.78x均量</w:t>
             </w:r>
           </w:p>
         </w:tc>
@@ -3603,7 +3962,7 @@
                 <w:color w:val="141414"/>
                 <w:sz w:val="16"/>
               </w:rPr>
-              <w:t>价格/结构</w:t>
+              <w:t>待核验同日增量</w:t>
             </w:r>
           </w:p>
         </w:tc>
@@ -3629,7 +3988,7 @@
                 <w:color w:val="141414"/>
                 <w:sz w:val="16"/>
               </w:rPr>
-              <w:t>结合半导体等权、成交和期权结构判断，不把旧财报写成今日原因</w:t>
+              <w:t>先归为公司/行业/因子重定价候选；没有新证据不升级为催化</w:t>
             </w:r>
           </w:p>
         </w:tc>
@@ -3661,7 +4020,7 @@
                 <w:color w:val="141414"/>
                 <w:sz w:val="16"/>
               </w:rPr>
-              <w:t>光通信硬件</w:t>
+              <w:t>C</w:t>
             </w:r>
           </w:p>
         </w:tc>
@@ -3687,7 +4046,7 @@
                 <w:color w:val="141414"/>
                 <w:sz w:val="16"/>
               </w:rPr>
-              <w:t>LITE/CIEN/COHR/AAOI/CRDO：LITE -0.75%、CIEN -1.14%、COHR +0.68%、AAOI -2.88%、CRDO -1.26%、FICO -2.29%、FIGS +1.47%、MDT +1.17%</w:t>
+              <w:t>价格 -5.60%；成交 3.44x均量</w:t>
             </w:r>
           </w:p>
         </w:tc>
@@ -3714,7 +4073,7 @@
                 <w:color w:val="141414"/>
                 <w:sz w:val="16"/>
               </w:rPr>
-              <w:t>异常候选</w:t>
+              <w:t>待核验同日增量</w:t>
             </w:r>
           </w:p>
         </w:tc>
@@ -3740,7 +4099,118 @@
                 <w:color w:val="141414"/>
                 <w:sz w:val="16"/>
               </w:rPr>
-              <w:t>若没有同日证据，暂归行业/估值/仓位重定价，FCC 不是默认解释</w:t>
+              <w:t>先归为公司/行业/因子重定价候选；没有新证据不升级为催化</w:t>
+            </w:r>
+          </w:p>
+        </w:tc>
+      </w:tr>
+      <w:tr>
+        <w:trPr>
+          <w:cantSplit/>
+        </w:trPr>
+        <w:tc>
+          <w:tcPr>
+            <w:tcW w:type="dxa" w:w="2088"/>
+            <w:vAlign w:val="center"/>
+            <w:shd w:fill="FFFFFF"/>
+            <w:tcMar>
+              <w:top w:w="90" w:type="dxa"/>
+              <w:start w:w="90" w:type="dxa"/>
+              <w:bottom w:w="90" w:type="dxa"/>
+              <w:end w:w="90" w:type="dxa"/>
+            </w:tcMar>
+          </w:tcPr>
+          <w:p>
+            <w:pPr>
+              <w:spacing w:before="60" w:after="60" w:line="240" w:lineRule="auto"/>
+              <w:jc w:val="center"/>
+            </w:pPr>
+            <w:r>
+              <w:rPr>
+                <w:b w:val="0"/>
+                <w:color w:val="141414"/>
+                <w:sz w:val="16"/>
+              </w:rPr>
+              <w:t>IONQ</w:t>
+            </w:r>
+          </w:p>
+        </w:tc>
+        <w:tc>
+          <w:tcPr>
+            <w:tcW w:type="dxa" w:w="2952"/>
+            <w:vAlign w:val="center"/>
+            <w:shd w:fill="FFFFFF"/>
+            <w:tcMar>
+              <w:top w:w="90" w:type="dxa"/>
+              <w:start w:w="90" w:type="dxa"/>
+              <w:bottom w:w="90" w:type="dxa"/>
+              <w:end w:w="90" w:type="dxa"/>
+            </w:tcMar>
+          </w:tcPr>
+          <w:p>
+            <w:pPr>
+              <w:spacing w:before="60" w:after="60" w:line="240" w:lineRule="auto"/>
+            </w:pPr>
+            <w:r>
+              <w:rPr>
+                <w:b w:val="0"/>
+                <w:color w:val="141414"/>
+                <w:sz w:val="16"/>
+              </w:rPr>
+              <w:t>价格 -4.25%；成交 2.91x均量</w:t>
+            </w:r>
+          </w:p>
+        </w:tc>
+        <w:tc>
+          <w:tcPr>
+            <w:tcW w:type="dxa" w:w="1440"/>
+            <w:vAlign w:val="center"/>
+            <w:shd w:fill="FFFFFF"/>
+            <w:tcMar>
+              <w:top w:w="90" w:type="dxa"/>
+              <w:start w:w="90" w:type="dxa"/>
+              <w:bottom w:w="90" w:type="dxa"/>
+              <w:end w:w="90" w:type="dxa"/>
+            </w:tcMar>
+          </w:tcPr>
+          <w:p>
+            <w:pPr>
+              <w:spacing w:before="60" w:after="60" w:line="240" w:lineRule="auto"/>
+              <w:jc w:val="center"/>
+            </w:pPr>
+            <w:r>
+              <w:rPr>
+                <w:b w:val="0"/>
+                <w:color w:val="141414"/>
+                <w:sz w:val="16"/>
+              </w:rPr>
+              <w:t>待核验同日增量</w:t>
+            </w:r>
+          </w:p>
+        </w:tc>
+        <w:tc>
+          <w:tcPr>
+            <w:tcW w:type="dxa" w:w="2880"/>
+            <w:vAlign w:val="center"/>
+            <w:shd w:fill="FFFFFF"/>
+            <w:tcMar>
+              <w:top w:w="90" w:type="dxa"/>
+              <w:start w:w="90" w:type="dxa"/>
+              <w:bottom w:w="90" w:type="dxa"/>
+              <w:end w:w="90" w:type="dxa"/>
+            </w:tcMar>
+          </w:tcPr>
+          <w:p>
+            <w:pPr>
+              <w:spacing w:before="60" w:after="60" w:line="240" w:lineRule="auto"/>
+            </w:pPr>
+            <w:r>
+              <w:rPr>
+                <w:b w:val="0"/>
+                <w:color w:val="141414"/>
+                <w:sz w:val="16"/>
+              </w:rPr>
+              <w:t>先归为公司/行业/因子重定价候选；没有新证据不升级为催化</w:t>
             </w:r>
           </w:p>
         </w:tc>
@@ -3798,7 +4268,7 @@
                 <w:color w:val="141414"/>
                 <w:sz w:val="16"/>
               </w:rPr>
-              <w:t>当日价格 +4.23%；未由固定名单自动触发新事件</w:t>
+              <w:t>价格 +4.23%；成交 0.70x均量</w:t>
             </w:r>
           </w:p>
         </w:tc>
@@ -3825,7 +4295,7 @@
                 <w:color w:val="141414"/>
                 <w:sz w:val="16"/>
               </w:rPr>
-              <w:t>价格/结构</w:t>
+              <w:t>待核验同日增量</w:t>
             </w:r>
           </w:p>
         </w:tc>
@@ -3851,7 +4321,118 @@
                 <w:color w:val="141414"/>
                 <w:sz w:val="16"/>
               </w:rPr>
-              <w:t>只在出现同日公告、研报、交流或指引变化时升级为公司催化</w:t>
+              <w:t>先归为公司/行业/因子重定价候选；没有新证据不升级为催化</w:t>
+            </w:r>
+          </w:p>
+        </w:tc>
+      </w:tr>
+      <w:tr>
+        <w:trPr>
+          <w:cantSplit/>
+        </w:trPr>
+        <w:tc>
+          <w:tcPr>
+            <w:tcW w:type="dxa" w:w="2088"/>
+            <w:vAlign w:val="center"/>
+            <w:shd w:fill="FFFFFF"/>
+            <w:tcMar>
+              <w:top w:w="90" w:type="dxa"/>
+              <w:start w:w="90" w:type="dxa"/>
+              <w:bottom w:w="90" w:type="dxa"/>
+              <w:end w:w="90" w:type="dxa"/>
+            </w:tcMar>
+          </w:tcPr>
+          <w:p>
+            <w:pPr>
+              <w:spacing w:before="60" w:after="60" w:line="240" w:lineRule="auto"/>
+              <w:jc w:val="center"/>
+            </w:pPr>
+            <w:r>
+              <w:rPr>
+                <w:b w:val="0"/>
+                <w:color w:val="141414"/>
+                <w:sz w:val="16"/>
+              </w:rPr>
+              <w:t>MU</w:t>
+            </w:r>
+          </w:p>
+        </w:tc>
+        <w:tc>
+          <w:tcPr>
+            <w:tcW w:type="dxa" w:w="2952"/>
+            <w:vAlign w:val="center"/>
+            <w:shd w:fill="FFFFFF"/>
+            <w:tcMar>
+              <w:top w:w="90" w:type="dxa"/>
+              <w:start w:w="90" w:type="dxa"/>
+              <w:bottom w:w="90" w:type="dxa"/>
+              <w:end w:w="90" w:type="dxa"/>
+            </w:tcMar>
+          </w:tcPr>
+          <w:p>
+            <w:pPr>
+              <w:spacing w:before="60" w:after="60" w:line="240" w:lineRule="auto"/>
+            </w:pPr>
+            <w:r>
+              <w:rPr>
+                <w:b w:val="0"/>
+                <w:color w:val="141414"/>
+                <w:sz w:val="16"/>
+              </w:rPr>
+              <w:t>价格 -3.62%；成交 1.38x均量</w:t>
+            </w:r>
+          </w:p>
+        </w:tc>
+        <w:tc>
+          <w:tcPr>
+            <w:tcW w:type="dxa" w:w="1440"/>
+            <w:vAlign w:val="center"/>
+            <w:shd w:fill="FFFFFF"/>
+            <w:tcMar>
+              <w:top w:w="90" w:type="dxa"/>
+              <w:start w:w="90" w:type="dxa"/>
+              <w:bottom w:w="90" w:type="dxa"/>
+              <w:end w:w="90" w:type="dxa"/>
+            </w:tcMar>
+          </w:tcPr>
+          <w:p>
+            <w:pPr>
+              <w:spacing w:before="60" w:after="60" w:line="240" w:lineRule="auto"/>
+              <w:jc w:val="center"/>
+            </w:pPr>
+            <w:r>
+              <w:rPr>
+                <w:b w:val="0"/>
+                <w:color w:val="141414"/>
+                <w:sz w:val="16"/>
+              </w:rPr>
+              <w:t>待核验同日增量</w:t>
+            </w:r>
+          </w:p>
+        </w:tc>
+        <w:tc>
+          <w:tcPr>
+            <w:tcW w:type="dxa" w:w="2880"/>
+            <w:vAlign w:val="center"/>
+            <w:shd w:fill="FFFFFF"/>
+            <w:tcMar>
+              <w:top w:w="90" w:type="dxa"/>
+              <w:start w:w="90" w:type="dxa"/>
+              <w:bottom w:w="90" w:type="dxa"/>
+              <w:end w:w="90" w:type="dxa"/>
+            </w:tcMar>
+          </w:tcPr>
+          <w:p>
+            <w:pPr>
+              <w:spacing w:before="60" w:after="60" w:line="240" w:lineRule="auto"/>
+            </w:pPr>
+            <w:r>
+              <w:rPr>
+                <w:b w:val="0"/>
+                <w:color w:val="141414"/>
+                <w:sz w:val="16"/>
+              </w:rPr>
+              <w:t>先归为公司/行业/因子重定价候选；没有新证据不升级为催化</w:t>
             </w:r>
           </w:p>
         </w:tc>
@@ -3888,7 +4469,7 @@
         <w:drawing>
           <wp:inline xmlns:a="http://schemas.openxmlformats.org/drawingml/2006/main" xmlns:pic="http://schemas.openxmlformats.org/drawingml/2006/picture">
             <wp:extent cx="5806440" cy="1874623"/>
-            <wp:docPr id="8" name="Picture 8"/>
+            <wp:docPr id="14" name="Picture 14"/>
             <wp:cNvGraphicFramePr>
               <a:graphicFrameLocks noChangeAspect="1"/>
             </wp:cNvGraphicFramePr>
@@ -3900,7 +4481,7 @@
                     <pic:cNvPicPr/>
                   </pic:nvPicPr>
                   <pic:blipFill>
-                    <a:blip r:embed="rId16"/>
+                    <a:blip r:embed="rId22"/>
                     <a:stretch>
                       <a:fillRect/>
                     </a:stretch>
@@ -3930,6 +4511,59 @@
           <w:sz w:val="17"/>
         </w:rPr>
         <w:t>图：AI Chain Ladder：Tier 1 / Tier 2 / Tier 3。来源/口径：本地行情数据；Tier 1 为现金流巨头，Tier 2 为网络/存储/互联，Tier 3 为电力/数据中心基础设施。。</w:t>
+      </w:r>
+    </w:p>
+    <w:p>
+      <w:pPr>
+        <w:keepNext/>
+        <w:jc w:val="center"/>
+      </w:pPr>
+      <w:r>
+        <w:drawing>
+          <wp:inline xmlns:a="http://schemas.openxmlformats.org/drawingml/2006/main" xmlns:pic="http://schemas.openxmlformats.org/drawingml/2006/picture">
+            <wp:extent cx="5806440" cy="2118830"/>
+            <wp:docPr id="15" name="Picture 15"/>
+            <wp:cNvGraphicFramePr>
+              <a:graphicFrameLocks noChangeAspect="1"/>
+            </wp:cNvGraphicFramePr>
+            <a:graphic>
+              <a:graphicData uri="http://schemas.openxmlformats.org/drawingml/2006/picture">
+                <pic:pic>
+                  <pic:nvPicPr>
+                    <pic:cNvPr id="0" name="tiers.png"/>
+                    <pic:cNvPicPr/>
+                  </pic:nvPicPr>
+                  <pic:blipFill>
+                    <a:blip r:embed="rId23"/>
+                    <a:stretch>
+                      <a:fillRect/>
+                    </a:stretch>
+                  </pic:blipFill>
+                  <pic:spPr>
+                    <a:xfrm>
+                      <a:off x="0" y="0"/>
+                      <a:ext cx="5806440" cy="2118830"/>
+                    </a:xfrm>
+                    <a:prstGeom prst="rect"/>
+                  </pic:spPr>
+                </pic:pic>
+              </a:graphicData>
+            </a:graphic>
+          </wp:inline>
+        </w:drawing>
+      </w:r>
+    </w:p>
+    <w:p>
+      <w:pPr>
+        <w:spacing w:after="100"/>
+      </w:pPr>
+      <w:r>
+        <w:rPr>
+          <w:i/>
+          <w:color w:val="555555"/>
+          <w:sz w:val="17"/>
+        </w:rPr>
+        <w:t>图：AI Chain Tier Detail。来源/口径：固定篮子等权日收益；价格分层，不等于订单或资金流。。</w:t>
       </w:r>
     </w:p>
     <w:p>
@@ -4042,7 +4676,7 @@
         <w:drawing>
           <wp:inline xmlns:a="http://schemas.openxmlformats.org/drawingml/2006/main" xmlns:pic="http://schemas.openxmlformats.org/drawingml/2006/picture">
             <wp:extent cx="5806440" cy="3359394"/>
-            <wp:docPr id="9" name="Picture 9"/>
+            <wp:docPr id="16" name="Picture 16"/>
             <wp:cNvGraphicFramePr>
               <a:graphicFrameLocks noChangeAspect="1"/>
             </wp:cNvGraphicFramePr>
@@ -4054,7 +4688,7 @@
                     <pic:cNvPicPr/>
                   </pic:nvPicPr>
                   <pic:blipFill>
-                    <a:blip r:embed="rId17"/>
+                    <a:blip r:embed="rId24"/>
                     <a:stretch>
                       <a:fillRect/>
                     </a:stretch>
@@ -4088,6 +4722,165 @@
     </w:p>
     <w:p>
       <w:pPr>
+        <w:keepNext/>
+        <w:jc w:val="center"/>
+      </w:pPr>
+      <w:r>
+        <w:drawing>
+          <wp:inline xmlns:a="http://schemas.openxmlformats.org/drawingml/2006/main" xmlns:pic="http://schemas.openxmlformats.org/drawingml/2006/picture">
+            <wp:extent cx="5806440" cy="2974584"/>
+            <wp:docPr id="17" name="Picture 17"/>
+            <wp:cNvGraphicFramePr>
+              <a:graphicFrameLocks noChangeAspect="1"/>
+            </wp:cNvGraphicFramePr>
+            <a:graphic>
+              <a:graphicData uri="http://schemas.openxmlformats.org/drawingml/2006/picture">
+                <pic:pic>
+                  <pic:nvPicPr>
+                    <pic:cNvPr id="0" name="optical.png"/>
+                    <pic:cNvPicPr/>
+                  </pic:nvPicPr>
+                  <pic:blipFill>
+                    <a:blip r:embed="rId25"/>
+                    <a:stretch>
+                      <a:fillRect/>
+                    </a:stretch>
+                  </pic:blipFill>
+                  <pic:spPr>
+                    <a:xfrm>
+                      <a:off x="0" y="0"/>
+                      <a:ext cx="5806440" cy="2974584"/>
+                    </a:xfrm>
+                    <a:prstGeom prst="rect"/>
+                  </pic:spPr>
+                </pic:pic>
+              </a:graphicData>
+            </a:graphic>
+          </wp:inline>
+        </w:drawing>
+      </w:r>
+    </w:p>
+    <w:p>
+      <w:pPr>
+        <w:spacing w:after="100"/>
+      </w:pPr>
+      <w:r>
+        <w:rPr>
+          <w:i/>
+          <w:color w:val="555555"/>
+          <w:sz w:val="17"/>
+        </w:rPr>
+        <w:t>图：Optical / AI Networking Exceptions。来源/口径：光模块、互联、存储与半导体代表股；按目标日价格表现排序。。</w:t>
+      </w:r>
+    </w:p>
+    <w:p>
+      <w:pPr>
+        <w:keepNext/>
+        <w:jc w:val="center"/>
+      </w:pPr>
+      <w:r>
+        <w:drawing>
+          <wp:inline xmlns:a="http://schemas.openxmlformats.org/drawingml/2006/main" xmlns:pic="http://schemas.openxmlformats.org/drawingml/2006/picture">
+            <wp:extent cx="5806440" cy="2299194"/>
+            <wp:docPr id="18" name="Picture 18"/>
+            <wp:cNvGraphicFramePr>
+              <a:graphicFrameLocks noChangeAspect="1"/>
+            </wp:cNvGraphicFramePr>
+            <a:graphic>
+              <a:graphicData uri="http://schemas.openxmlformats.org/drawingml/2006/picture">
+                <pic:pic>
+                  <pic:nvPicPr>
+                    <pic:cNvPr id="0" name="memory.png"/>
+                    <pic:cNvPicPr/>
+                  </pic:nvPicPr>
+                  <pic:blipFill>
+                    <a:blip r:embed="rId26"/>
+                    <a:stretch>
+                      <a:fillRect/>
+                    </a:stretch>
+                  </pic:blipFill>
+                  <pic:spPr>
+                    <a:xfrm>
+                      <a:off x="0" y="0"/>
+                      <a:ext cx="5806440" cy="2299194"/>
+                    </a:xfrm>
+                    <a:prstGeom prst="rect"/>
+                  </pic:spPr>
+                </pic:pic>
+              </a:graphicData>
+            </a:graphic>
+          </wp:inline>
+        </w:drawing>
+      </w:r>
+    </w:p>
+    <w:p>
+      <w:pPr>
+        <w:spacing w:after="100"/>
+      </w:pPr>
+      <w:r>
+        <w:rPr>
+          <w:i/>
+          <w:color w:val="555555"/>
+          <w:sz w:val="17"/>
+        </w:rPr>
+        <w:t>图：Memory and Server Chain。来源/口径：MU、SNDK、WDC、STX 与服务器/系统代表股；价格横截面，不替代供需验证。。</w:t>
+      </w:r>
+    </w:p>
+    <w:p>
+      <w:pPr>
+        <w:keepNext/>
+        <w:jc w:val="center"/>
+      </w:pPr>
+      <w:r>
+        <w:drawing>
+          <wp:inline xmlns:a="http://schemas.openxmlformats.org/drawingml/2006/main" xmlns:pic="http://schemas.openxmlformats.org/drawingml/2006/picture">
+            <wp:extent cx="5806440" cy="2301769"/>
+            <wp:docPr id="19" name="Picture 19"/>
+            <wp:cNvGraphicFramePr>
+              <a:graphicFrameLocks noChangeAspect="1"/>
+            </wp:cNvGraphicFramePr>
+            <a:graphic>
+              <a:graphicData uri="http://schemas.openxmlformats.org/drawingml/2006/picture">
+                <pic:pic>
+                  <pic:nvPicPr>
+                    <pic:cNvPr id="0" name="mag7.png"/>
+                    <pic:cNvPicPr/>
+                  </pic:nvPicPr>
+                  <pic:blipFill>
+                    <a:blip r:embed="rId27"/>
+                    <a:stretch>
+                      <a:fillRect/>
+                    </a:stretch>
+                  </pic:blipFill>
+                  <pic:spPr>
+                    <a:xfrm>
+                      <a:off x="0" y="0"/>
+                      <a:ext cx="5806440" cy="2301769"/>
+                    </a:xfrm>
+                    <a:prstGeom prst="rect"/>
+                  </pic:spPr>
+                </pic:pic>
+              </a:graphicData>
+            </a:graphic>
+          </wp:inline>
+        </w:drawing>
+      </w:r>
+    </w:p>
+    <w:p>
+      <w:pPr>
+        <w:spacing w:after="100"/>
+      </w:pPr>
+      <w:r>
+        <w:rPr>
+          <w:i/>
+          <w:color w:val="555555"/>
+          <w:sz w:val="17"/>
+        </w:rPr>
+        <w:t>图：Mag 7 Internal Rotation。来源/口径：Mag 7 单股目标日收益；用于识别权重集中和内部背离。。</w:t>
+      </w:r>
+    </w:p>
+    <w:p>
+      <w:pPr>
         <w:spacing w:after="120" w:line="276" w:lineRule="auto"/>
       </w:pPr>
       <w:r>
@@ -4109,7 +4902,7 @@
         <w:t>JNJ</w:t>
       </w:r>
       <w:r>
-        <w:t xml:space="preserve"> -5.73%（成交约2.04x均量）；C -5.60%（成交约1.96x均量）；</w:t>
+        <w:t xml:space="preserve"> -5.73%（成交约3.78x均量）；C -5.60%（成交约3.44x均量）；</w:t>
       </w:r>
       <w:r>
         <w:rPr>
@@ -4118,7 +4911,7 @@
         <w:t>IONQ</w:t>
       </w:r>
       <w:r>
-        <w:t xml:space="preserve"> -4.25%（成交约0.93x均量）；</w:t>
+        <w:t xml:space="preserve"> -4.25%（成交约2.91x均量）；</w:t>
       </w:r>
       <w:r>
         <w:rPr>
@@ -4136,7 +4929,7 @@
         <w:t>MU</w:t>
       </w:r>
       <w:r>
-        <w:t xml:space="preserve"> -3.62%（成交约1.04x均量）。这些名字先记录为价格/成交异常，随后核对同日公告、研报、公司交流、行业数据或传闻原始出处；没有证据时保留“待验”，不把涨跌倒推成原因。</w:t>
+        <w:t xml:space="preserve"> -3.62%（成交约1.38x均量）。这些名字先记录为价格/成交异常，随后核对同日公告、研报、公司交流、行业数据或传闻原始出处；没有证据时保留“待验”，不把涨跌倒推成原因。</w:t>
       </w:r>
     </w:p>
     <w:p>
@@ -4146,6 +4939,165 @@
       </w:pPr>
       <w:r>
         <w:t>7. Non-Tech Sector Scan</w:t>
+      </w:r>
+    </w:p>
+    <w:p>
+      <w:pPr>
+        <w:keepNext/>
+        <w:jc w:val="center"/>
+      </w:pPr>
+      <w:r>
+        <w:drawing>
+          <wp:inline xmlns:a="http://schemas.openxmlformats.org/drawingml/2006/main" xmlns:pic="http://schemas.openxmlformats.org/drawingml/2006/picture">
+            <wp:extent cx="5806440" cy="2613549"/>
+            <wp:docPr id="20" name="Picture 20"/>
+            <wp:cNvGraphicFramePr>
+              <a:graphicFrameLocks noChangeAspect="1"/>
+            </wp:cNvGraphicFramePr>
+            <a:graphic>
+              <a:graphicData uri="http://schemas.openxmlformats.org/drawingml/2006/picture">
+                <pic:pic>
+                  <pic:nvPicPr>
+                    <pic:cNvPr id="0" name="sectors.png"/>
+                    <pic:cNvPicPr/>
+                  </pic:nvPicPr>
+                  <pic:blipFill>
+                    <a:blip r:embed="rId28"/>
+                    <a:stretch>
+                      <a:fillRect/>
+                    </a:stretch>
+                  </pic:blipFill>
+                  <pic:spPr>
+                    <a:xfrm>
+                      <a:off x="0" y="0"/>
+                      <a:ext cx="5806440" cy="2613549"/>
+                    </a:xfrm>
+                    <a:prstGeom prst="rect"/>
+                  </pic:spPr>
+                </pic:pic>
+              </a:graphicData>
+            </a:graphic>
+          </wp:inline>
+        </w:drawing>
+      </w:r>
+    </w:p>
+    <w:p>
+      <w:pPr>
+        <w:spacing w:after="100"/>
+      </w:pPr>
+      <w:r>
+        <w:rPr>
+          <w:i/>
+          <w:color w:val="555555"/>
+          <w:sz w:val="17"/>
+        </w:rPr>
+        <w:t>图：11-Sector Industry Map。来源/口径：SPDR 行业 ETF；每个代码均带行业关键词。。</w:t>
+      </w:r>
+    </w:p>
+    <w:p>
+      <w:pPr>
+        <w:keepNext/>
+        <w:jc w:val="center"/>
+      </w:pPr>
+      <w:r>
+        <w:drawing>
+          <wp:inline xmlns:a="http://schemas.openxmlformats.org/drawingml/2006/main" xmlns:pic="http://schemas.openxmlformats.org/drawingml/2006/picture">
+            <wp:extent cx="5806440" cy="4185584"/>
+            <wp:docPr id="21" name="Picture 21"/>
+            <wp:cNvGraphicFramePr>
+              <a:graphicFrameLocks noChangeAspect="1"/>
+            </wp:cNvGraphicFramePr>
+            <a:graphic>
+              <a:graphicData uri="http://schemas.openxmlformats.org/drawingml/2006/picture">
+                <pic:pic>
+                  <pic:nvPicPr>
+                    <pic:cNvPr id="0" name="subsectors.png"/>
+                    <pic:cNvPicPr/>
+                  </pic:nvPicPr>
+                  <pic:blipFill>
+                    <a:blip r:embed="rId29"/>
+                    <a:stretch>
+                      <a:fillRect/>
+                    </a:stretch>
+                  </pic:blipFill>
+                  <pic:spPr>
+                    <a:xfrm>
+                      <a:off x="0" y="0"/>
+                      <a:ext cx="5806440" cy="4185584"/>
+                    </a:xfrm>
+                    <a:prstGeom prst="rect"/>
+                  </pic:spPr>
+                </pic:pic>
+              </a:graphicData>
+            </a:graphic>
+          </wp:inline>
+        </w:drawing>
+      </w:r>
+    </w:p>
+    <w:p>
+      <w:pPr>
+        <w:spacing w:after="100"/>
+      </w:pPr>
+      <w:r>
+        <w:rPr>
+          <w:i/>
+          <w:color w:val="555555"/>
+          <w:sz w:val="17"/>
+        </w:rPr>
+        <w:t>图：Sub-sector Industry Detail。来源/口径：半导体、软件、生物医药、医疗器械、网络安全、云计算、矿业、银行、零售、住宅建筑与国防代理。。</w:t>
+      </w:r>
+    </w:p>
+    <w:p>
+      <w:pPr>
+        <w:keepNext/>
+        <w:jc w:val="center"/>
+      </w:pPr>
+      <w:r>
+        <w:drawing>
+          <wp:inline xmlns:a="http://schemas.openxmlformats.org/drawingml/2006/main" xmlns:pic="http://schemas.openxmlformats.org/drawingml/2006/picture">
+            <wp:extent cx="5806440" cy="1928985"/>
+            <wp:docPr id="22" name="Picture 22"/>
+            <wp:cNvGraphicFramePr>
+              <a:graphicFrameLocks noChangeAspect="1"/>
+            </wp:cNvGraphicFramePr>
+            <a:graphic>
+              <a:graphicData uri="http://schemas.openxmlformats.org/drawingml/2006/picture">
+                <pic:pic>
+                  <pic:nvPicPr>
+                    <pic:cNvPr id="0" name="crossasset.png"/>
+                    <pic:cNvPicPr/>
+                  </pic:nvPicPr>
+                  <pic:blipFill>
+                    <a:blip r:embed="rId30"/>
+                    <a:stretch>
+                      <a:fillRect/>
+                    </a:stretch>
+                  </pic:blipFill>
+                  <pic:spPr>
+                    <a:xfrm>
+                      <a:off x="0" y="0"/>
+                      <a:ext cx="5806440" cy="1928985"/>
+                    </a:xfrm>
+                    <a:prstGeom prst="rect"/>
+                  </pic:spPr>
+                </pic:pic>
+              </a:graphicData>
+            </a:graphic>
+          </wp:inline>
+        </w:drawing>
+      </w:r>
+    </w:p>
+    <w:p>
+      <w:pPr>
+        <w:spacing w:after="100"/>
+      </w:pPr>
+      <w:r>
+        <w:rPr>
+          <w:i/>
+          <w:color w:val="555555"/>
+          <w:sz w:val="17"/>
+        </w:rPr>
+        <w:t>图：Cross-Asset Context。来源/口径：Yahoo 公开连续合约/指数报价；跨资产涨跌用于确认或质疑单一市场叙事。。</w:t>
       </w:r>
     </w:p>
     <w:tbl>
@@ -4188,7 +5140,7 @@
                 <w:color w:val="FFFFFF"/>
                 <w:sz w:val="16"/>
               </w:rPr>
-              <w:t>方向</w:t>
+              <w:t>价格方向</w:t>
             </w:r>
           </w:p>
         </w:tc>
@@ -4266,7 +5218,7 @@
                 <w:color w:val="FFFFFF"/>
                 <w:sz w:val="16"/>
               </w:rPr>
-              <w:t>判断</w:t>
+              <w:t>观察</w:t>
             </w:r>
           </w:p>
         </w:tc>
@@ -4298,7 +5250,7 @@
                 <w:color w:val="141414"/>
                 <w:sz w:val="16"/>
               </w:rPr>
-              <w:t>流入</w:t>
+              <w:t>相对强势候选</w:t>
             </w:r>
           </w:p>
         </w:tc>
@@ -4377,7 +5329,7 @@
                 <w:color w:val="141414"/>
                 <w:sz w:val="16"/>
               </w:rPr>
-              <w:t>油价上涨与通胀/现金流防御共振</w:t>
+              <w:t>结合WTI、成交和20日趋势核验</w:t>
             </w:r>
           </w:p>
         </w:tc>
@@ -4409,7 +5361,7 @@
                 <w:color w:val="141414"/>
                 <w:sz w:val="16"/>
               </w:rPr>
-              <w:t>流入</w:t>
+              <w:t>相对强势候选</w:t>
             </w:r>
           </w:p>
         </w:tc>
@@ -4488,7 +5440,7 @@
                 <w:color w:val="141414"/>
                 <w:sz w:val="16"/>
               </w:rPr>
-              <w:t>防御与稳定现金流</w:t>
+              <w:t>防御/现金流相对偏好候选</w:t>
             </w:r>
           </w:p>
         </w:tc>
@@ -4520,7 +5472,7 @@
                 <w:color w:val="141414"/>
                 <w:sz w:val="16"/>
               </w:rPr>
-              <w:t>流入</w:t>
+              <w:t>相对弱势候选</w:t>
             </w:r>
           </w:p>
         </w:tc>
@@ -4599,7 +5551,7 @@
                 <w:color w:val="141414"/>
                 <w:sz w:val="16"/>
               </w:rPr>
-              <w:t>IHI 强于 XLV，行业内部偏器械 Alpha</w:t>
+              <w:t>IHI相对XLV +1.17pp，行业内部需拆分</w:t>
             </w:r>
           </w:p>
         </w:tc>
@@ -4631,7 +5583,7 @@
                 <w:color w:val="141414"/>
                 <w:sz w:val="16"/>
               </w:rPr>
-              <w:t>流入</w:t>
+              <w:t>相对强势候选</w:t>
             </w:r>
           </w:p>
         </w:tc>
@@ -4710,7 +5662,7 @@
                 <w:color w:val="141414"/>
                 <w:sz w:val="16"/>
               </w:rPr>
-              <w:t>META、无线运营商支撑，非单一软件行情</w:t>
+              <w:t>查看大型权重与细分通信服务是否同向</w:t>
             </w:r>
           </w:p>
         </w:tc>
@@ -4742,7 +5694,7 @@
                 <w:color w:val="141414"/>
                 <w:sz w:val="16"/>
               </w:rPr>
-              <w:t>流出</w:t>
+              <w:t>相对强势候选</w:t>
             </w:r>
           </w:p>
         </w:tc>
@@ -4821,7 +5773,7 @@
                 <w:color w:val="141414"/>
                 <w:sz w:val="16"/>
               </w:rPr>
-              <w:t>周期与利率敏感资产相对弱</w:t>
+              <w:t>周期与利率敏感资产相对表现</w:t>
             </w:r>
           </w:p>
         </w:tc>
@@ -4853,7 +5805,7 @@
                 <w:color w:val="141414"/>
                 <w:sz w:val="16"/>
               </w:rPr>
-              <w:t>流出</w:t>
+              <w:t>相对弱势候选</w:t>
             </w:r>
           </w:p>
         </w:tc>
@@ -4932,7 +5884,7 @@
                 <w:color w:val="141414"/>
                 <w:sz w:val="16"/>
               </w:rPr>
-              <w:t>生物科技内部偏风险收缩，TWST等个股需单独解释</w:t>
+              <w:t>ETF弱时仍需单独解释TWST等个股异常</w:t>
             </w:r>
           </w:p>
         </w:tc>
@@ -4985,6 +5937,112 @@
       </w:pPr>
       <w:r>
         <w:t>8. Decliners &amp; Kill Reasons</w:t>
+      </w:r>
+    </w:p>
+    <w:p>
+      <w:pPr>
+        <w:keepNext/>
+        <w:jc w:val="center"/>
+      </w:pPr>
+      <w:r>
+        <w:drawing>
+          <wp:inline xmlns:a="http://schemas.openxmlformats.org/drawingml/2006/main" xmlns:pic="http://schemas.openxmlformats.org/drawingml/2006/picture">
+            <wp:extent cx="5806440" cy="2543156"/>
+            <wp:docPr id="23" name="Picture 23"/>
+            <wp:cNvGraphicFramePr>
+              <a:graphicFrameLocks noChangeAspect="1"/>
+            </wp:cNvGraphicFramePr>
+            <a:graphic>
+              <a:graphicData uri="http://schemas.openxmlformats.org/drawingml/2006/picture">
+                <pic:pic>
+                  <pic:nvPicPr>
+                    <pic:cNvPr id="0" name="losers.png"/>
+                    <pic:cNvPicPr/>
+                  </pic:nvPicPr>
+                  <pic:blipFill>
+                    <a:blip r:embed="rId31"/>
+                    <a:stretch>
+                      <a:fillRect/>
+                    </a:stretch>
+                  </pic:blipFill>
+                  <pic:spPr>
+                    <a:xfrm>
+                      <a:off x="0" y="0"/>
+                      <a:ext cx="5806440" cy="2543156"/>
+                    </a:xfrm>
+                    <a:prstGeom prst="rect"/>
+                  </pic:spPr>
+                </pic:pic>
+              </a:graphicData>
+            </a:graphic>
+          </wp:inline>
+        </w:drawing>
+      </w:r>
+    </w:p>
+    <w:p>
+      <w:pPr>
+        <w:spacing w:after="100"/>
+      </w:pPr>
+      <w:r>
+        <w:rPr>
+          <w:i/>
+          <w:color w:val="555555"/>
+          <w:sz w:val="17"/>
+        </w:rPr>
+        <w:t>图：Pressure Points。来源/口径：按代表性科技、光互联、存储与高 Beta 标的目标日跌幅排序。。</w:t>
+      </w:r>
+    </w:p>
+    <w:p>
+      <w:pPr>
+        <w:keepNext/>
+        <w:jc w:val="center"/>
+      </w:pPr>
+      <w:r>
+        <w:drawing>
+          <wp:inline xmlns:a="http://schemas.openxmlformats.org/drawingml/2006/main" xmlns:pic="http://schemas.openxmlformats.org/drawingml/2006/picture">
+            <wp:extent cx="5806440" cy="3048137"/>
+            <wp:docPr id="24" name="Picture 24"/>
+            <wp:cNvGraphicFramePr>
+              <a:graphicFrameLocks noChangeAspect="1"/>
+            </wp:cNvGraphicFramePr>
+            <a:graphic>
+              <a:graphicData uri="http://schemas.openxmlformats.org/drawingml/2006/picture">
+                <pic:pic>
+                  <pic:nvPicPr>
+                    <pic:cNvPr id="0" name="company_movers.png"/>
+                    <pic:cNvPicPr/>
+                  </pic:nvPicPr>
+                  <pic:blipFill>
+                    <a:blip r:embed="rId32"/>
+                    <a:stretch>
+                      <a:fillRect/>
+                    </a:stretch>
+                  </pic:blipFill>
+                  <pic:spPr>
+                    <a:xfrm>
+                      <a:off x="0" y="0"/>
+                      <a:ext cx="5806440" cy="3048137"/>
+                    </a:xfrm>
+                    <a:prstGeom prst="rect"/>
+                  </pic:spPr>
+                </pic:pic>
+              </a:graphicData>
+            </a:graphic>
+          </wp:inline>
+        </w:drawing>
+      </w:r>
+    </w:p>
+    <w:p>
+      <w:pPr>
+        <w:spacing w:after="100"/>
+      </w:pPr>
+      <w:r>
+        <w:rPr>
+          <w:i/>
+          <w:color w:val="555555"/>
+          <w:sz w:val="17"/>
+        </w:rPr>
+        <w:t>图：Company Exceptions。来源/口径：按绝对涨跌筛选，并显示成交量相对30日均量；异常不等于催化。。</w:t>
       </w:r>
     </w:p>
     <w:tbl>
@@ -5137,7 +6195,7 @@
                 <w:color w:val="141414"/>
                 <w:sz w:val="16"/>
               </w:rPr>
-              <w:t>LITE</w:t>
+              <w:t>AMAT</w:t>
             </w:r>
           </w:p>
         </w:tc>
@@ -5164,7 +6222,7 @@
                 <w:color w:val="141414"/>
                 <w:sz w:val="16"/>
               </w:rPr>
-              <w:t>-0.75%</w:t>
+              <w:t>-6.69%</w:t>
             </w:r>
           </w:p>
         </w:tc>
@@ -5190,7 +6248,7 @@
                 <w:color w:val="141414"/>
                 <w:sz w:val="16"/>
               </w:rPr>
-              <w:t>约0.79x均量</w:t>
+              <w:t>1.52x均量</w:t>
             </w:r>
           </w:p>
         </w:tc>
@@ -5216,7 +6274,7 @@
                 <w:color w:val="141414"/>
                 <w:sz w:val="16"/>
               </w:rPr>
-              <w:t>光通信硬件簇同步杀估值；单一 FCC 因素证据不足，列为板块重定价</w:t>
+              <w:t>当日价格/成交异常；需用同日公告、研报、交流或产业数据确认原因</w:t>
             </w:r>
           </w:p>
         </w:tc>
@@ -5248,7 +6306,7 @@
                 <w:color w:val="141414"/>
                 <w:sz w:val="16"/>
               </w:rPr>
-              <w:t>CIEN</w:t>
+              <w:t>JNJ</w:t>
             </w:r>
           </w:p>
         </w:tc>
@@ -5275,7 +6333,7 @@
                 <w:color w:val="141414"/>
                 <w:sz w:val="16"/>
               </w:rPr>
-              <w:t>-1.14%</w:t>
+              <w:t>-5.73%</w:t>
             </w:r>
           </w:p>
         </w:tc>
@@ -5301,7 +6359,7 @@
                 <w:color w:val="141414"/>
                 <w:sz w:val="16"/>
               </w:rPr>
-              <w:t>高波动</w:t>
+              <w:t>3.78x均量</w:t>
             </w:r>
           </w:p>
         </w:tc>
@@ -5327,7 +6385,7 @@
                 <w:color w:val="141414"/>
                 <w:sz w:val="16"/>
               </w:rPr>
-              <w:t>与 LITE/COHR/AAOI 同步，偏行业预期与仓位收缩；二手市场文章未替代公司公告</w:t>
+              <w:t>当日价格/成交异常；需用同日公告、研报、交流或产业数据确认原因</w:t>
             </w:r>
           </w:p>
         </w:tc>
@@ -5359,7 +6417,7 @@
                 <w:color w:val="141414"/>
                 <w:sz w:val="16"/>
               </w:rPr>
-              <w:t>SNDK</w:t>
+              <w:t>C</w:t>
             </w:r>
           </w:p>
         </w:tc>
@@ -5386,7 +6444,7 @@
                 <w:color w:val="141414"/>
                 <w:sz w:val="16"/>
               </w:rPr>
-              <w:t>-0.34%</w:t>
+              <w:t>-5.60%</w:t>
             </w:r>
           </w:p>
         </w:tc>
@@ -5412,7 +6470,7 @@
                 <w:color w:val="141414"/>
                 <w:sz w:val="16"/>
               </w:rPr>
-              <w:t>高 Beta/存储</w:t>
+              <w:t>3.44x均量</w:t>
             </w:r>
           </w:p>
         </w:tc>
@@ -5438,118 +6496,7 @@
                 <w:color w:val="141414"/>
                 <w:sz w:val="16"/>
               </w:rPr>
-              <w:t>AI 硬件链预期降温与高位去杠杆，未找到当日新财报证据</w:t>
-            </w:r>
-          </w:p>
-        </w:tc>
-      </w:tr>
-      <w:tr>
-        <w:trPr>
-          <w:cantSplit/>
-        </w:trPr>
-        <w:tc>
-          <w:tcPr>
-            <w:tcW w:type="dxa" w:w="1440"/>
-            <w:vAlign w:val="center"/>
-            <w:shd w:fill="FFFFFF"/>
-            <w:tcMar>
-              <w:top w:w="90" w:type="dxa"/>
-              <w:start w:w="90" w:type="dxa"/>
-              <w:bottom w:w="90" w:type="dxa"/>
-              <w:end w:w="90" w:type="dxa"/>
-            </w:tcMar>
-          </w:tcPr>
-          <w:p>
-            <w:pPr>
-              <w:spacing w:before="60" w:after="60" w:line="240" w:lineRule="auto"/>
-              <w:jc w:val="center"/>
-            </w:pPr>
-            <w:r>
-              <w:rPr>
-                <w:b w:val="0"/>
-                <w:color w:val="141414"/>
-                <w:sz w:val="16"/>
-              </w:rPr>
-              <w:t>CRDO</w:t>
-            </w:r>
-          </w:p>
-        </w:tc>
-        <w:tc>
-          <w:tcPr>
-            <w:tcW w:type="dxa" w:w="1440"/>
-            <w:vAlign w:val="center"/>
-            <w:shd w:fill="FFFFFF"/>
-            <w:tcMar>
-              <w:top w:w="90" w:type="dxa"/>
-              <w:start w:w="90" w:type="dxa"/>
-              <w:bottom w:w="90" w:type="dxa"/>
-              <w:end w:w="90" w:type="dxa"/>
-            </w:tcMar>
-          </w:tcPr>
-          <w:p>
-            <w:pPr>
-              <w:spacing w:before="60" w:after="60" w:line="240" w:lineRule="auto"/>
-              <w:jc w:val="center"/>
-            </w:pPr>
-            <w:r>
-              <w:rPr>
-                <w:b w:val="0"/>
-                <w:color w:val="141414"/>
-                <w:sz w:val="16"/>
-              </w:rPr>
-              <w:t>-1.26%</w:t>
-            </w:r>
-          </w:p>
-        </w:tc>
-        <w:tc>
-          <w:tcPr>
-            <w:tcW w:type="dxa" w:w="1944"/>
-            <w:vAlign w:val="center"/>
-            <w:shd w:fill="FFFFFF"/>
-            <w:tcMar>
-              <w:top w:w="90" w:type="dxa"/>
-              <w:start w:w="90" w:type="dxa"/>
-              <w:bottom w:w="90" w:type="dxa"/>
-              <w:end w:w="90" w:type="dxa"/>
-            </w:tcMar>
-          </w:tcPr>
-          <w:p>
-            <w:pPr>
-              <w:spacing w:before="60" w:after="60" w:line="240" w:lineRule="auto"/>
-            </w:pPr>
-            <w:r>
-              <w:rPr>
-                <w:b w:val="0"/>
-                <w:color w:val="141414"/>
-                <w:sz w:val="16"/>
-              </w:rPr>
-              <w:t>网络互联</w:t>
-            </w:r>
-          </w:p>
-        </w:tc>
-        <w:tc>
-          <w:tcPr>
-            <w:tcW w:type="dxa" w:w="4320"/>
-            <w:vAlign w:val="center"/>
-            <w:shd w:fill="FFFFFF"/>
-            <w:tcMar>
-              <w:top w:w="90" w:type="dxa"/>
-              <w:start w:w="90" w:type="dxa"/>
-              <w:bottom w:w="90" w:type="dxa"/>
-              <w:end w:w="90" w:type="dxa"/>
-            </w:tcMar>
-          </w:tcPr>
-          <w:p>
-            <w:pPr>
-              <w:spacing w:before="60" w:after="60" w:line="240" w:lineRule="auto"/>
-            </w:pPr>
-            <w:r>
-              <w:rPr>
-                <w:b w:val="0"/>
-                <w:color w:val="141414"/>
-                <w:sz w:val="16"/>
-              </w:rPr>
-              <w:t>Tier 2 相对弱于 Tier 1；需后续订单/客户验证</w:t>
+              <w:t>当日价格/成交异常；需用同日公告、研报、交流或产业数据确认原因</w:t>
             </w:r>
           </w:p>
         </w:tc>
@@ -5634,7 +6581,7 @@
                 <w:color w:val="141414"/>
                 <w:sz w:val="16"/>
               </w:rPr>
-              <w:t>主题高 Beta</w:t>
+              <w:t>2.91x均量</w:t>
             </w:r>
           </w:p>
         </w:tc>
@@ -5660,7 +6607,229 @@
                 <w:color w:val="141414"/>
                 <w:sz w:val="16"/>
               </w:rPr>
-              <w:t>高 Beta 与成长风险偏好收缩，暂不写成基本面单因子</w:t>
+              <w:t>当日价格/成交异常；需用同日公告、研报、交流或产业数据确认原因</w:t>
+            </w:r>
+          </w:p>
+        </w:tc>
+      </w:tr>
+      <w:tr>
+        <w:trPr>
+          <w:cantSplit/>
+        </w:trPr>
+        <w:tc>
+          <w:tcPr>
+            <w:tcW w:type="dxa" w:w="1440"/>
+            <w:vAlign w:val="center"/>
+            <w:shd w:fill="FFFFFF"/>
+            <w:tcMar>
+              <w:top w:w="90" w:type="dxa"/>
+              <w:start w:w="90" w:type="dxa"/>
+              <w:bottom w:w="90" w:type="dxa"/>
+              <w:end w:w="90" w:type="dxa"/>
+            </w:tcMar>
+          </w:tcPr>
+          <w:p>
+            <w:pPr>
+              <w:spacing w:before="60" w:after="60" w:line="240" w:lineRule="auto"/>
+              <w:jc w:val="center"/>
+            </w:pPr>
+            <w:r>
+              <w:rPr>
+                <w:b w:val="0"/>
+                <w:color w:val="141414"/>
+                <w:sz w:val="16"/>
+              </w:rPr>
+              <w:t>MU</w:t>
+            </w:r>
+          </w:p>
+        </w:tc>
+        <w:tc>
+          <w:tcPr>
+            <w:tcW w:type="dxa" w:w="1440"/>
+            <w:vAlign w:val="center"/>
+            <w:shd w:fill="FFFFFF"/>
+            <w:tcMar>
+              <w:top w:w="90" w:type="dxa"/>
+              <w:start w:w="90" w:type="dxa"/>
+              <w:bottom w:w="90" w:type="dxa"/>
+              <w:end w:w="90" w:type="dxa"/>
+            </w:tcMar>
+          </w:tcPr>
+          <w:p>
+            <w:pPr>
+              <w:spacing w:before="60" w:after="60" w:line="240" w:lineRule="auto"/>
+              <w:jc w:val="center"/>
+            </w:pPr>
+            <w:r>
+              <w:rPr>
+                <w:b w:val="0"/>
+                <w:color w:val="141414"/>
+                <w:sz w:val="16"/>
+              </w:rPr>
+              <w:t>-3.62%</w:t>
+            </w:r>
+          </w:p>
+        </w:tc>
+        <w:tc>
+          <w:tcPr>
+            <w:tcW w:type="dxa" w:w="1944"/>
+            <w:vAlign w:val="center"/>
+            <w:shd w:fill="FFFFFF"/>
+            <w:tcMar>
+              <w:top w:w="90" w:type="dxa"/>
+              <w:start w:w="90" w:type="dxa"/>
+              <w:bottom w:w="90" w:type="dxa"/>
+              <w:end w:w="90" w:type="dxa"/>
+            </w:tcMar>
+          </w:tcPr>
+          <w:p>
+            <w:pPr>
+              <w:spacing w:before="60" w:after="60" w:line="240" w:lineRule="auto"/>
+            </w:pPr>
+            <w:r>
+              <w:rPr>
+                <w:b w:val="0"/>
+                <w:color w:val="141414"/>
+                <w:sz w:val="16"/>
+              </w:rPr>
+              <w:t>1.38x均量</w:t>
+            </w:r>
+          </w:p>
+        </w:tc>
+        <w:tc>
+          <w:tcPr>
+            <w:tcW w:type="dxa" w:w="4320"/>
+            <w:vAlign w:val="center"/>
+            <w:shd w:fill="FFFFFF"/>
+            <w:tcMar>
+              <w:top w:w="90" w:type="dxa"/>
+              <w:start w:w="90" w:type="dxa"/>
+              <w:bottom w:w="90" w:type="dxa"/>
+              <w:end w:w="90" w:type="dxa"/>
+            </w:tcMar>
+          </w:tcPr>
+          <w:p>
+            <w:pPr>
+              <w:spacing w:before="60" w:after="60" w:line="240" w:lineRule="auto"/>
+            </w:pPr>
+            <w:r>
+              <w:rPr>
+                <w:b w:val="0"/>
+                <w:color w:val="141414"/>
+                <w:sz w:val="16"/>
+              </w:rPr>
+              <w:t>当日价格/成交异常；需用同日公告、研报、交流或产业数据确认原因</w:t>
+            </w:r>
+          </w:p>
+        </w:tc>
+      </w:tr>
+      <w:tr>
+        <w:trPr>
+          <w:cantSplit/>
+        </w:trPr>
+        <w:tc>
+          <w:tcPr>
+            <w:tcW w:type="dxa" w:w="1440"/>
+            <w:vAlign w:val="center"/>
+            <w:shd w:fill="FFFFFF"/>
+            <w:tcMar>
+              <w:top w:w="90" w:type="dxa"/>
+              <w:start w:w="90" w:type="dxa"/>
+              <w:bottom w:w="90" w:type="dxa"/>
+              <w:end w:w="90" w:type="dxa"/>
+            </w:tcMar>
+          </w:tcPr>
+          <w:p>
+            <w:pPr>
+              <w:spacing w:before="60" w:after="60" w:line="240" w:lineRule="auto"/>
+              <w:jc w:val="center"/>
+            </w:pPr>
+            <w:r>
+              <w:rPr>
+                <w:b w:val="0"/>
+                <w:color w:val="141414"/>
+                <w:sz w:val="16"/>
+              </w:rPr>
+              <w:t>APLD</w:t>
+            </w:r>
+          </w:p>
+        </w:tc>
+        <w:tc>
+          <w:tcPr>
+            <w:tcW w:type="dxa" w:w="1440"/>
+            <w:vAlign w:val="center"/>
+            <w:shd w:fill="FFFFFF"/>
+            <w:tcMar>
+              <w:top w:w="90" w:type="dxa"/>
+              <w:start w:w="90" w:type="dxa"/>
+              <w:bottom w:w="90" w:type="dxa"/>
+              <w:end w:w="90" w:type="dxa"/>
+            </w:tcMar>
+          </w:tcPr>
+          <w:p>
+            <w:pPr>
+              <w:spacing w:before="60" w:after="60" w:line="240" w:lineRule="auto"/>
+              <w:jc w:val="center"/>
+            </w:pPr>
+            <w:r>
+              <w:rPr>
+                <w:b w:val="0"/>
+                <w:color w:val="141414"/>
+                <w:sz w:val="16"/>
+              </w:rPr>
+              <w:t>-3.48%</w:t>
+            </w:r>
+          </w:p>
+        </w:tc>
+        <w:tc>
+          <w:tcPr>
+            <w:tcW w:type="dxa" w:w="1944"/>
+            <w:vAlign w:val="center"/>
+            <w:shd w:fill="FFFFFF"/>
+            <w:tcMar>
+              <w:top w:w="90" w:type="dxa"/>
+              <w:start w:w="90" w:type="dxa"/>
+              <w:bottom w:w="90" w:type="dxa"/>
+              <w:end w:w="90" w:type="dxa"/>
+            </w:tcMar>
+          </w:tcPr>
+          <w:p>
+            <w:pPr>
+              <w:spacing w:before="60" w:after="60" w:line="240" w:lineRule="auto"/>
+            </w:pPr>
+            <w:r>
+              <w:rPr>
+                <w:b w:val="0"/>
+                <w:color w:val="141414"/>
+                <w:sz w:val="16"/>
+              </w:rPr>
+              <w:t>1.38x均量</w:t>
+            </w:r>
+          </w:p>
+        </w:tc>
+        <w:tc>
+          <w:tcPr>
+            <w:tcW w:type="dxa" w:w="4320"/>
+            <w:vAlign w:val="center"/>
+            <w:shd w:fill="FFFFFF"/>
+            <w:tcMar>
+              <w:top w:w="90" w:type="dxa"/>
+              <w:start w:w="90" w:type="dxa"/>
+              <w:bottom w:w="90" w:type="dxa"/>
+              <w:end w:w="90" w:type="dxa"/>
+            </w:tcMar>
+          </w:tcPr>
+          <w:p>
+            <w:pPr>
+              <w:spacing w:before="60" w:after="60" w:line="240" w:lineRule="auto"/>
+            </w:pPr>
+            <w:r>
+              <w:rPr>
+                <w:b w:val="0"/>
+                <w:color w:val="141414"/>
+                <w:sz w:val="16"/>
+              </w:rPr>
+              <w:t>当日价格/成交异常；需用同日公告、研报、交流或产业数据确认原因</w:t>
             </w:r>
           </w:p>
         </w:tc>
@@ -7866,7 +9035,7 @@
         <w:drawing>
           <wp:inline xmlns:a="http://schemas.openxmlformats.org/drawingml/2006/main" xmlns:pic="http://schemas.openxmlformats.org/drawingml/2006/picture">
             <wp:extent cx="5806440" cy="3213337"/>
-            <wp:docPr id="10" name="Picture 10"/>
+            <wp:docPr id="25" name="Picture 25"/>
             <wp:cNvGraphicFramePr>
               <a:graphicFrameLocks noChangeAspect="1"/>
             </wp:cNvGraphicFramePr>
@@ -7878,7 +9047,7 @@
                     <pic:cNvPicPr/>
                   </pic:nvPicPr>
                   <pic:blipFill>
-                    <a:blip r:embed="rId18"/>
+                    <a:blip r:embed="rId33"/>
                     <a:stretch>
                       <a:fillRect/>
                     </a:stretch>
@@ -7907,7 +9076,7 @@
           <w:color w:val="555555"/>
           <w:sz w:val="17"/>
         </w:rPr>
-        <w:t>图：公开期权链异常扫描。来源/口径：Nasdaq public option-chain endpoint；检查时点 2026-10-13T20:34:27-04:00；无执行方向确认。。</w:t>
+        <w:t>图：公开期权链异常扫描。来源/口径：Nasdaq public option-chain endpoint；检查时点 2026-10-13T20:51:29-04:00；无执行方向确认。。</w:t>
       </w:r>
     </w:p>
     <w:p>
@@ -8023,6 +9192,112 @@
       </w:pPr>
       <w:r>
         <w:t>11. Derivatives, Gamma &amp; Flows</w:t>
+      </w:r>
+    </w:p>
+    <w:p>
+      <w:pPr>
+        <w:keepNext/>
+        <w:jc w:val="center"/>
+      </w:pPr>
+      <w:r>
+        <w:drawing>
+          <wp:inline xmlns:a="http://schemas.openxmlformats.org/drawingml/2006/main" xmlns:pic="http://schemas.openxmlformats.org/drawingml/2006/picture">
+            <wp:extent cx="5806440" cy="3193704"/>
+            <wp:docPr id="26" name="Picture 26"/>
+            <wp:cNvGraphicFramePr>
+              <a:graphicFrameLocks noChangeAspect="1"/>
+            </wp:cNvGraphicFramePr>
+            <a:graphic>
+              <a:graphicData uri="http://schemas.openxmlformats.org/drawingml/2006/picture">
+                <pic:pic>
+                  <pic:nvPicPr>
+                    <pic:cNvPr id="0" name="options.png"/>
+                    <pic:cNvPicPr/>
+                  </pic:nvPicPr>
+                  <pic:blipFill>
+                    <a:blip r:embed="rId34"/>
+                    <a:stretch>
+                      <a:fillRect/>
+                    </a:stretch>
+                  </pic:blipFill>
+                  <pic:spPr>
+                    <a:xfrm>
+                      <a:off x="0" y="0"/>
+                      <a:ext cx="5806440" cy="3193704"/>
+                    </a:xfrm>
+                    <a:prstGeom prst="rect"/>
+                  </pic:spPr>
+                </pic:pic>
+              </a:graphicData>
+            </a:graphic>
+          </wp:inline>
+        </w:drawing>
+      </w:r>
+    </w:p>
+    <w:p>
+      <w:pPr>
+        <w:spacing w:after="100"/>
+      </w:pPr>
+      <w:r>
+        <w:rPr>
+          <w:i/>
+          <w:color w:val="555555"/>
+          <w:sz w:val="17"/>
+        </w:rPr>
+        <w:t>图：Near-Expiry Option Structure。来源/口径：Nasdaq 公共期权链；Call/Put 成交量比不等于买卖方向。。</w:t>
+      </w:r>
+    </w:p>
+    <w:p>
+      <w:pPr>
+        <w:keepNext/>
+        <w:jc w:val="center"/>
+      </w:pPr>
+      <w:r>
+        <w:drawing>
+          <wp:inline xmlns:a="http://schemas.openxmlformats.org/drawingml/2006/main" xmlns:pic="http://schemas.openxmlformats.org/drawingml/2006/picture">
+            <wp:extent cx="5806440" cy="1879835"/>
+            <wp:docPr id="27" name="Picture 27"/>
+            <wp:cNvGraphicFramePr>
+              <a:graphicFrameLocks noChangeAspect="1"/>
+            </wp:cNvGraphicFramePr>
+            <a:graphic>
+              <a:graphicData uri="http://schemas.openxmlformats.org/drawingml/2006/picture">
+                <pic:pic>
+                  <pic:nvPicPr>
+                    <pic:cNvPr id="0" name="macro_curve.png"/>
+                    <pic:cNvPicPr/>
+                  </pic:nvPicPr>
+                  <pic:blipFill>
+                    <a:blip r:embed="rId35"/>
+                    <a:stretch>
+                      <a:fillRect/>
+                    </a:stretch>
+                  </pic:blipFill>
+                  <pic:spPr>
+                    <a:xfrm>
+                      <a:off x="0" y="0"/>
+                      <a:ext cx="5806440" cy="1879835"/>
+                    </a:xfrm>
+                    <a:prstGeom prst="rect"/>
+                  </pic:spPr>
+                </pic:pic>
+              </a:graphicData>
+            </a:graphic>
+          </wp:inline>
+        </w:drawing>
+      </w:r>
+    </w:p>
+    <w:p>
+      <w:pPr>
+        <w:spacing w:after="100"/>
+      </w:pPr>
+      <w:r>
+        <w:rPr>
+          <w:i/>
+          <w:color w:val="555555"/>
+          <w:sz w:val="17"/>
+        </w:rPr>
+        <w:t>图：10Y Treasury Yield Proxy。来源/口径：^TNX 公开代理；前收与目标收盘的变化用于利率传导观察。。</w:t>
       </w:r>
     </w:p>
     <w:tbl>
@@ -8468,7 +9743,7 @@
         <w:spacing w:after="120" w:line="276" w:lineRule="auto"/>
       </w:pPr>
       <w:r>
-        <w:t>今天可确认的是价格与横截面结构：指数近乎平盘、广度偏正、</w:t>
+        <w:t>今天可确认的是价格与横截面结构：标普 -0.02%、纳指 -0.15%，广度上涨占比 52.7%，</w:t>
       </w:r>
       <w:r>
         <w:rPr>
@@ -8477,7 +9752,7 @@
         <w:t>QQQ</w:t>
       </w:r>
       <w:r>
-        <w:t>/</w:t>
+        <w:t xml:space="preserve"> 对 </w:t>
       </w:r>
       <w:r>
         <w:rPr>
@@ -8486,7 +9761,7 @@
         <w:t>RSP</w:t>
       </w:r>
       <w:r>
-        <w:t xml:space="preserve"> 走弱、高 Beta/小盘走弱。因此对冲基金去杠杆是一个结构性假设，而不是已经被 </w:t>
+        <w:t xml:space="preserve"> 的日差为 -0.38pp，高 Beta 对低波动为 -0.31pp。因此对冲基金去杠杆仍是结构性假设，而不是已经被 </w:t>
       </w:r>
       <w:r>
         <w:t>PB</w:t>
@@ -8632,7 +9907,7 @@
                 <w:color w:val="141414"/>
                 <w:sz w:val="16"/>
               </w:rPr>
-              <w:t>10/13 美股交易日</w:t>
+              <w:t>2026-10-13 美股交易日</w:t>
             </w:r>
           </w:p>
         </w:tc>
@@ -8658,7 +9933,7 @@
                 <w:color w:val="141414"/>
                 <w:sz w:val="16"/>
               </w:rPr>
-              <w:t>下一交易日</w:t>
+              <w:t>已完成</w:t>
             </w:r>
           </w:p>
         </w:tc>
@@ -8958,6 +10233,59 @@
     </w:p>
     <w:p>
       <w:pPr>
+        <w:keepNext/>
+        <w:jc w:val="center"/>
+      </w:pPr>
+      <w:r>
+        <w:drawing>
+          <wp:inline xmlns:a="http://schemas.openxmlformats.org/drawingml/2006/main" xmlns:pic="http://schemas.openxmlformats.org/drawingml/2006/picture">
+            <wp:extent cx="5806440" cy="2004238"/>
+            <wp:docPr id="28" name="Picture 28"/>
+            <wp:cNvGraphicFramePr>
+              <a:graphicFrameLocks noChangeAspect="1"/>
+            </wp:cNvGraphicFramePr>
+            <a:graphic>
+              <a:graphicData uri="http://schemas.openxmlformats.org/drawingml/2006/picture">
+                <pic:pic>
+                  <pic:nvPicPr>
+                    <pic:cNvPr id="0" name="mapping.png"/>
+                    <pic:cNvPicPr/>
+                  </pic:nvPicPr>
+                  <pic:blipFill>
+                    <a:blip r:embed="rId36"/>
+                    <a:stretch>
+                      <a:fillRect/>
+                    </a:stretch>
+                  </pic:blipFill>
+                  <pic:spPr>
+                    <a:xfrm>
+                      <a:off x="0" y="0"/>
+                      <a:ext cx="5806440" cy="2004238"/>
+                    </a:xfrm>
+                    <a:prstGeom prst="rect"/>
+                  </pic:spPr>
+                </pic:pic>
+              </a:graphicData>
+            </a:graphic>
+          </wp:inline>
+        </w:drawing>
+      </w:r>
+    </w:p>
+    <w:p>
+      <w:pPr>
+        <w:spacing w:after="100"/>
+      </w:pPr>
+      <w:r>
+        <w:rPr>
+          <w:i/>
+          <w:color w:val="555555"/>
+          <w:sz w:val="17"/>
+        </w:rPr>
+        <w:t>图：US to A/H Read-through。来源/口径：基于当日价格偏好与产业链关系的情景映射；不是 A/H 盘中实际资金流。。</w:t>
+      </w:r>
+    </w:p>
+    <w:p>
+      <w:pPr>
         <w:spacing w:after="120" w:line="276" w:lineRule="auto"/>
       </w:pPr>
       <w:r>
@@ -9006,7 +10334,7 @@
         <w:drawing>
           <wp:inline xmlns:a="http://schemas.openxmlformats.org/drawingml/2006/main" xmlns:pic="http://schemas.openxmlformats.org/drawingml/2006/picture">
             <wp:extent cx="5806440" cy="1847946"/>
-            <wp:docPr id="11" name="Picture 11"/>
+            <wp:docPr id="29" name="Picture 29"/>
             <wp:cNvGraphicFramePr>
               <a:graphicFrameLocks noChangeAspect="1"/>
             </wp:cNvGraphicFramePr>
@@ -9018,7 +10346,7 @@
                     <pic:cNvPicPr/>
                   </pic:nvPicPr>
                   <pic:blipFill>
-                    <a:blip r:embed="rId14"/>
+                    <a:blip r:embed="rId16"/>
                     <a:stretch>
                       <a:fillRect/>
                     </a:stretch>
@@ -9059,7 +10387,7 @@
         <w:drawing>
           <wp:inline xmlns:a="http://schemas.openxmlformats.org/drawingml/2006/main" xmlns:pic="http://schemas.openxmlformats.org/drawingml/2006/picture">
             <wp:extent cx="5806440" cy="2734163"/>
-            <wp:docPr id="12" name="Picture 12"/>
+            <wp:docPr id="30" name="Picture 30"/>
             <wp:cNvGraphicFramePr>
               <a:graphicFrameLocks noChangeAspect="1"/>
             </wp:cNvGraphicFramePr>
@@ -9071,7 +10399,7 @@
                     <pic:cNvPicPr/>
                   </pic:nvPicPr>
                   <pic:blipFill>
-                    <a:blip r:embed="rId15"/>
+                    <a:blip r:embed="rId17"/>
                     <a:stretch>
                       <a:fillRect/>
                     </a:stretch>
@@ -9145,7 +10473,7 @@
       </w:r>
     </w:p>
     <w:p>
-      <w:hyperlink r:id="rId19">
+      <w:hyperlink r:id="rId37">
         <w:r>
           <w:rPr/>
           <w:t>AP market recap（指数、板块与个股收盘摘要）</w:t>
@@ -9153,7 +10481,7 @@
       </w:hyperlink>
     </w:p>
     <w:p>
-      <w:hyperlink r:id="rId20">
+      <w:hyperlink r:id="rId38">
         <w:r>
           <w:rPr/>
           <w:t>Meta 官方：Muse Wonder / Muse Wonder Full</w:t>
@@ -9161,7 +10489,7 @@
       </w:hyperlink>
     </w:p>
     <w:p>
-      <w:hyperlink r:id="rId21">
+      <w:hyperlink r:id="rId39">
         <w:r>
           <w:rPr/>
           <w:t>Broadcom CEO AI 预期相关二手报道</w:t>
@@ -9169,7 +10497,7 @@
       </w:hyperlink>
     </w:p>
     <w:p>
-      <w:hyperlink r:id="rId22">
+      <w:hyperlink r:id="rId40">
         <w:r>
           <w:rPr/>
           <w:t>Nasdaq public option chain example: LITE</w:t>
@@ -9177,7 +10505,7 @@
       </w:hyperlink>
     </w:p>
     <w:p>
-      <w:hyperlink r:id="rId23">
+      <w:hyperlink r:id="rId41">
         <w:r>
           <w:rPr/>
           <w:t>Yahoo Finance Chart API example: SPY</w:t>
@@ -9185,7 +10513,7 @@
       </w:hyperlink>
     </w:p>
     <w:p>
-      <w:hyperlink r:id="rId24">
+      <w:hyperlink r:id="rId42">
         <w:r>
           <w:rPr/>
           <w:t>BLS October 2026 release schedule</w:t>

--- a/reports/us_market_recap_2026-10-14_BJT_us_2026-10-13_final.docx
+++ b/reports/us_market_recap_2026-10-14_BJT_us_2026-10-13_final.docx
@@ -1013,7 +1013,7 @@
                 <w:color w:val="141414"/>
                 <w:sz w:val="16"/>
               </w:rPr>
-              <w:t>102.16 / 94.93 / 8.34万美元</w:t>
+              <w:t>102.16 / 94.90 / 8.34万美元</w:t>
             </w:r>
           </w:p>
         </w:tc>
@@ -1040,7 +1040,7 @@
                 <w:color w:val="141414"/>
                 <w:sz w:val="16"/>
               </w:rPr>
-              <w:t>DXY -0.41% / WTI +1.27% / BTC +2.00%</w:t>
+              <w:t>DXY -0.41% / WTI +1.24% / BTC +2.01%</w:t>
             </w:r>
           </w:p>
         </w:tc>
@@ -3935,7 +3935,7 @@
                 <w:color w:val="141414"/>
                 <w:sz w:val="16"/>
               </w:rPr>
-              <w:t>价格 -5.73%；成交 3.78x均量</w:t>
+              <w:t>价格 -5.73%；成交 4.76x均量</w:t>
             </w:r>
           </w:p>
         </w:tc>
@@ -4157,7 +4157,7 @@
                 <w:color w:val="141414"/>
                 <w:sz w:val="16"/>
               </w:rPr>
-              <w:t>价格 -4.25%；成交 2.91x均量</w:t>
+              <w:t>价格 -4.25%；成交 2.59x均量</w:t>
             </w:r>
           </w:p>
         </w:tc>
@@ -4268,7 +4268,7 @@
                 <w:color w:val="141414"/>
                 <w:sz w:val="16"/>
               </w:rPr>
-              <w:t>价格 +4.23%；成交 0.70x均量</w:t>
+              <w:t>价格 +4.23%；成交 1.24x均量</w:t>
             </w:r>
           </w:p>
         </w:tc>
@@ -4379,7 +4379,7 @@
                 <w:color w:val="141414"/>
                 <w:sz w:val="16"/>
               </w:rPr>
-              <w:t>价格 -3.62%；成交 1.38x均量</w:t>
+              <w:t>价格 -3.62%；成交 1.92x均量</w:t>
             </w:r>
           </w:p>
         </w:tc>
@@ -4902,7 +4902,7 @@
         <w:t>JNJ</w:t>
       </w:r>
       <w:r>
-        <w:t xml:space="preserve"> -5.73%（成交约3.78x均量）；C -5.60%（成交约3.44x均量）；</w:t>
+        <w:t xml:space="preserve"> -5.73%（成交约4.76x均量）；C -5.60%（成交约3.44x均量）；</w:t>
       </w:r>
       <w:r>
         <w:rPr>
@@ -4911,7 +4911,7 @@
         <w:t>IONQ</w:t>
       </w:r>
       <w:r>
-        <w:t xml:space="preserve"> -4.25%（成交约2.91x均量）；</w:t>
+        <w:t xml:space="preserve"> -4.25%（成交约2.59x均量）；</w:t>
       </w:r>
       <w:r>
         <w:rPr>
@@ -4920,7 +4920,7 @@
         <w:t>ORCL</w:t>
       </w:r>
       <w:r>
-        <w:t xml:space="preserve"> +4.23%（成交约0.70x均量）；</w:t>
+        <w:t xml:space="preserve"> +4.23%（成交约1.24x均量）；</w:t>
       </w:r>
       <w:r>
         <w:rPr>
@@ -4929,7 +4929,7 @@
         <w:t>MU</w:t>
       </w:r>
       <w:r>
-        <w:t xml:space="preserve"> -3.62%（成交约1.38x均量）。这些名字先记录为价格/成交异常，随后核对同日公告、研报、公司交流、行业数据或传闻原始出处；没有证据时保留“待验”，不把涨跌倒推成原因。</w:t>
+        <w:t xml:space="preserve"> -3.62%（成交约1.92x均量）。这些名字先记录为价格/成交异常，随后核对同日公告、研报、公司交流、行业数据或传闻原始出处；没有证据时保留“待验”，不把涨跌倒推成原因。</w:t>
       </w:r>
     </w:p>
     <w:p>
@@ -6359,7 +6359,7 @@
                 <w:color w:val="141414"/>
                 <w:sz w:val="16"/>
               </w:rPr>
-              <w:t>3.78x均量</w:t>
+              <w:t>4.76x均量</w:t>
             </w:r>
           </w:p>
         </w:tc>
@@ -6581,7 +6581,7 @@
                 <w:color w:val="141414"/>
                 <w:sz w:val="16"/>
               </w:rPr>
-              <w:t>2.91x均量</w:t>
+              <w:t>2.59x均量</w:t>
             </w:r>
           </w:p>
         </w:tc>
@@ -6692,7 +6692,7 @@
                 <w:color w:val="141414"/>
                 <w:sz w:val="16"/>
               </w:rPr>
-              <w:t>1.38x均量</w:t>
+              <w:t>1.92x均量</w:t>
             </w:r>
           </w:p>
         </w:tc>
@@ -9076,7 +9076,7 @@
           <w:color w:val="555555"/>
           <w:sz w:val="17"/>
         </w:rPr>
-        <w:t>图：公开期权链异常扫描。来源/口径：Nasdaq public option-chain endpoint；检查时点 2026-10-13T20:51:29-04:00；无执行方向确认。。</w:t>
+        <w:t>图：公开期权链异常扫描。来源/口径：Nasdaq public option-chain endpoint；检查时点 2026-10-13T20:55:46-04:00；无执行方向确认。。</w:t>
       </w:r>
     </w:p>
     <w:p>
